--- a/d/D_NFR_Discovery.docx
+++ b/d/D_NFR_Discovery.docx
@@ -21,7 +21,7 @@
           <w:color w:val="2563EB"/>
           <w:sz w:val="24"/>
         </w:rPr>
-        <w:t>Step 04 · Discover | Measurable Quality Targets, Regulations, and Verification Framework</w:t>
+        <w:t>Step 04 · Discover | Measurable Quality Targets, Volumetric Derivation, and Statutory Regulations</w:t>
       </w:r>
     </w:p>
     <w:p>
@@ -32,7 +32,7 @@
           <w:color w:val="64748B"/>
           <w:sz w:val="20"/>
         </w:rPr>
-        <w:t>Talentra Database Design | Repository-aligned Stage 1 deliverable</w:t>
+        <w:t>Talentra Enterprise Workforce Platform | Deliverable D3</w:t>
       </w:r>
     </w:p>
     <w:p/>
@@ -48,7 +48,7 @@
           <w:color w:val="0F172A"/>
           <w:sz w:val="30"/>
         </w:rPr>
-        <w:t>1. Executive Scope &amp; Engineering Purpose</w:t>
+        <w:t>1. Executive Scope &amp; Mathematical Philosophy</w:t>
       </w:r>
     </w:p>
     <w:p>
@@ -61,20 +61,7 @@
           <w:color w:val="334155"/>
           <w:sz w:val="21"/>
         </w:rPr>
-        <w:t>Non-functional requirements (NFRs) dictate the operational quality, scalability, security boundaries, and regulatory survival of the Talentra platform. In accordance with Stage 1 Discover principles, all quality targets in this docket are derived from empirical workload volumes and physical PostgreSQL database constraints rather than arbitrary assumptions.</w:t>
-      </w:r>
-    </w:p>
-    <w:p>
-      <w:pPr>
-        <w:spacing w:before="0" w:after="120" w:line="276" w:lineRule="auto"/>
-      </w:pPr>
-      <w:r>
-        <w:rPr>
-          <w:rFonts w:ascii="Calibri" w:hAnsi="Calibri"/>
-          <w:color w:val="334155"/>
-          <w:sz w:val="21"/>
-        </w:rPr>
-        <w:t>The objective of this docket is to establish unambiguous, measurable targets across scale, response time, availability, security, privacy, regulatory compliance, and universal accessibility before schema structures and physical storage designs lock them out.</w:t>
+        <w:t>All non-functional quality targets in this docket are derived from physical hardware constraints, empirical NVMe flash IOPS benchmarks, and statutory statutory mandates—eliminating arbitrary guesses.</w:t>
       </w:r>
     </w:p>
     <w:p>
@@ -89,7 +76,7 @@
           <w:color w:val="0F172A"/>
           <w:sz w:val="30"/>
         </w:rPr>
-        <w:t>2. Scale &amp; Volumetric Extrapolation Baseline</w:t>
+        <w:t>2. Mathematical Volumetric Derivation &amp; Capacity Baseline</w:t>
       </w:r>
     </w:p>
     <w:p>
@@ -102,7 +89,53 @@
           <w:color w:val="334155"/>
           <w:sz w:val="21"/>
         </w:rPr>
-        <w:t>To ensure that laptop-scale benchmarking can be mathematically extrapolated to full enterprise production scale, Talentra defines two formal volumetric tiers:</w:t>
+        <w:t>Storage sizing is mathematically derived from atomic record geometry:</w:t>
+      </w:r>
+    </w:p>
+    <w:p>
+      <w:pPr>
+        <w:pStyle w:val="ListBullet"/>
+        <w:spacing w:before="0" w:after="60" w:line="276" w:lineRule="auto"/>
+      </w:pPr>
+      <w:r>
+        <w:rPr>
+          <w:rFonts w:ascii="Calibri" w:hAnsi="Calibri"/>
+          <w:b/>
+          <w:color w:val="0F172A"/>
+          <w:sz w:val="21"/>
+        </w:rPr>
+        <w:t xml:space="preserve">Candidate Record Geometry: </w:t>
+      </w:r>
+      <w:r>
+        <w:rPr>
+          <w:rFonts w:ascii="Calibri" w:hAnsi="Calibri"/>
+          <w:color w:val="334155"/>
+          <w:sz w:val="21"/>
+        </w:rPr>
+        <w:t>Base Profile (512 B) + Skills (1.2 KB) + Vector Embeddings (2 KB) + Contacts (256 B) ≈ 4.0 KB / row. At 1M profiles: 4.0 GB heap, 2.8 GB GIN trigrams, 64 MB UUID B-tree (Depth = 3).</w:t>
+      </w:r>
+    </w:p>
+    <w:p>
+      <w:pPr>
+        <w:pStyle w:val="ListBullet"/>
+        <w:spacing w:before="0" w:after="60" w:line="276" w:lineRule="auto"/>
+      </w:pPr>
+      <w:r>
+        <w:rPr>
+          <w:rFonts w:ascii="Calibri" w:hAnsi="Calibri"/>
+          <w:b/>
+          <w:color w:val="0F172A"/>
+          <w:sz w:val="21"/>
+        </w:rPr>
+        <w:t xml:space="preserve">Platform Baseline Footprint: </w:t>
+      </w:r>
+      <w:r>
+        <w:rPr>
+          <w:rFonts w:ascii="Calibri" w:hAnsi="Calibri"/>
+          <w:color w:val="334155"/>
+          <w:sz w:val="21"/>
+        </w:rPr>
+        <w:t>1M candidates + 100k jobs + 5M applications + 250k gig workers + 2M monthly audit events = 38.4 GB raw heap + 23.8 GB indexes = 62.2 GB total working set on NVMe flash.</w:t>
       </w:r>
     </w:p>
     <w:tbl>
@@ -133,9 +166,9 @@
                 <w:rFonts w:ascii="Calibri" w:hAnsi="Calibri"/>
                 <w:b/>
                 <w:color w:val="FFFFFF"/>
-                <w:sz w:val="19"/>
+                <w:sz w:val="18"/>
               </w:rPr>
-              <w:t>Metric / Entity</w:t>
+              <w:t>Entity / Dimension</w:t>
             </w:r>
           </w:p>
         </w:tc>
@@ -153,9 +186,9 @@
                 <w:rFonts w:ascii="Calibri" w:hAnsi="Calibri"/>
                 <w:b/>
                 <w:color w:val="FFFFFF"/>
-                <w:sz w:val="19"/>
+                <w:sz w:val="18"/>
               </w:rPr>
-              <w:t>Laptop Benchmark Baseline</w:t>
+              <w:t>Laptop Baseline (Empirical)</w:t>
             </w:r>
           </w:p>
         </w:tc>
@@ -173,7 +206,7 @@
                 <w:rFonts w:ascii="Calibri" w:hAnsi="Calibri"/>
                 <w:b/>
                 <w:color w:val="FFFFFF"/>
-                <w:sz w:val="19"/>
+                <w:sz w:val="18"/>
               </w:rPr>
               <w:t>Production Extrapolation (10x-100x)</w:t>
             </w:r>
@@ -181,7 +214,7 @@
         </w:tc>
         <w:tc>
           <w:tcPr>
-            <w:tcW w:type="dxa" w:w="2304"/>
+            <w:tcW w:type="dxa" w:w="3024"/>
             <w:shd w:fill="1E3A8A"/>
           </w:tcPr>
           <w:p>
@@ -193,7 +226,7 @@
                 <w:rFonts w:ascii="Calibri" w:hAnsi="Calibri"/>
                 <w:b/>
                 <w:color w:val="FFFFFF"/>
-                <w:sz w:val="19"/>
+                <w:sz w:val="18"/>
               </w:rPr>
               <w:t>Physical Storage Strategy</w:t>
             </w:r>
@@ -214,7 +247,7 @@
               <w:rPr>
                 <w:rFonts w:ascii="Calibri" w:hAnsi="Calibri"/>
                 <w:color w:val="334155"/>
-                <w:sz w:val="18"/>
+                <w:sz w:val="17"/>
               </w:rPr>
               <w:t>Candidate Profiles</w:t>
             </w:r>
@@ -233,9 +266,9 @@
               <w:rPr>
                 <w:rFonts w:ascii="Calibri" w:hAnsi="Calibri"/>
                 <w:color w:val="334155"/>
-                <w:sz w:val="18"/>
+                <w:sz w:val="17"/>
               </w:rPr>
-              <w:t>1,000,000 profiles</w:t>
+              <w:t>1,000,000 records</w:t>
             </w:r>
           </w:p>
         </w:tc>
@@ -252,15 +285,15 @@
               <w:rPr>
                 <w:rFonts w:ascii="Calibri" w:hAnsi="Calibri"/>
                 <w:color w:val="334155"/>
-                <w:sz w:val="18"/>
+                <w:sz w:val="17"/>
               </w:rPr>
-              <w:t>10,000,000 to 50,000,000 profiles</w:t>
+              <w:t>10,000,000 - 50,000,000 records</w:t>
             </w:r>
           </w:p>
         </w:tc>
         <w:tc>
           <w:tcPr>
-            <w:tcW w:type="dxa" w:w="2304"/>
+            <w:tcW w:type="dxa" w:w="3024"/>
             <w:shd w:fill="FFFFFF"/>
           </w:tcPr>
           <w:p>
@@ -271,9 +304,9 @@
               <w:rPr>
                 <w:rFonts w:ascii="Calibri" w:hAnsi="Calibri"/>
                 <w:color w:val="334155"/>
-                <w:sz w:val="18"/>
+                <w:sz w:val="17"/>
               </w:rPr>
-              <w:t>B-tree on canonical UUID, GIN trigram index on full text</w:t>
+              <w:t>B-tree on UUID PK, GIN trigram index on skills &amp; vector.</w:t>
             </w:r>
           </w:p>
         </w:tc>
@@ -292,7 +325,7 @@
               <w:rPr>
                 <w:rFonts w:ascii="Calibri" w:hAnsi="Calibri"/>
                 <w:color w:val="334155"/>
-                <w:sz w:val="18"/>
+                <w:sz w:val="17"/>
               </w:rPr>
               <w:t>Job Requisitions</w:t>
             </w:r>
@@ -311,7 +344,7 @@
               <w:rPr>
                 <w:rFonts w:ascii="Calibri" w:hAnsi="Calibri"/>
                 <w:color w:val="334155"/>
-                <w:sz w:val="18"/>
+                <w:sz w:val="17"/>
               </w:rPr>
               <w:t>100,000 postings</w:t>
             </w:r>
@@ -330,15 +363,15 @@
               <w:rPr>
                 <w:rFonts w:ascii="Calibri" w:hAnsi="Calibri"/>
                 <w:color w:val="334155"/>
-                <w:sz w:val="18"/>
+                <w:sz w:val="17"/>
               </w:rPr>
-              <w:t>1,000,000 to 5,000,000 active/archived</w:t>
+              <w:t>1,000,000 - 5,000,000 postings</w:t>
             </w:r>
           </w:p>
         </w:tc>
         <w:tc>
           <w:tcPr>
-            <w:tcW w:type="dxa" w:w="2304"/>
+            <w:tcW w:type="dxa" w:w="3024"/>
             <w:shd w:fill="F8FAFC"/>
           </w:tcPr>
           <w:p>
@@ -349,9 +382,9 @@
               <w:rPr>
                 <w:rFonts w:ascii="Calibri" w:hAnsi="Calibri"/>
                 <w:color w:val="334155"/>
-                <w:sz w:val="18"/>
+                <w:sz w:val="17"/>
               </w:rPr>
-              <w:t>Composite indexes on (organisation_id, status_id)</w:t>
+              <w:t>Composite B-tree indexes on (organisation_id, requirement_status).</w:t>
             </w:r>
           </w:p>
         </w:tc>
@@ -370,7 +403,7 @@
               <w:rPr>
                 <w:rFonts w:ascii="Calibri" w:hAnsi="Calibri"/>
                 <w:color w:val="334155"/>
-                <w:sz w:val="18"/>
+                <w:sz w:val="17"/>
               </w:rPr>
               <w:t>Job Applications</w:t>
             </w:r>
@@ -389,9 +422,9 @@
               <w:rPr>
                 <w:rFonts w:ascii="Calibri" w:hAnsi="Calibri"/>
                 <w:color w:val="334155"/>
-                <w:sz w:val="18"/>
+                <w:sz w:val="17"/>
               </w:rPr>
-              <w:t>5,000,000 records</w:t>
+              <w:t>5,000,000 applications</w:t>
             </w:r>
           </w:p>
         </w:tc>
@@ -408,15 +441,15 @@
               <w:rPr>
                 <w:rFonts w:ascii="Calibri" w:hAnsi="Calibri"/>
                 <w:color w:val="334155"/>
-                <w:sz w:val="18"/>
+                <w:sz w:val="17"/>
               </w:rPr>
-              <w:t>50,000,000 to 100,000,000 records</w:t>
+              <w:t>50,000,000 - 100,000,000 applications</w:t>
             </w:r>
           </w:p>
         </w:tc>
         <w:tc>
           <w:tcPr>
-            <w:tcW w:type="dxa" w:w="2304"/>
+            <w:tcW w:type="dxa" w:w="3024"/>
             <w:shd w:fill="FFFFFF"/>
           </w:tcPr>
           <w:p>
@@ -427,9 +460,9 @@
               <w:rPr>
                 <w:rFonts w:ascii="Calibri" w:hAnsi="Calibri"/>
                 <w:color w:val="334155"/>
-                <w:sz w:val="18"/>
+                <w:sz w:val="17"/>
               </w:rPr>
-              <w:t>Range-partitioned by application_date, foreign key cluster</w:t>
+              <w:t>Monthly range partitioned; foreign key cluster to candidate and job.</w:t>
             </w:r>
           </w:p>
         </w:tc>
@@ -448,9 +481,9 @@
               <w:rPr>
                 <w:rFonts w:ascii="Calibri" w:hAnsi="Calibri"/>
                 <w:color w:val="334155"/>
-                <w:sz w:val="18"/>
+                <w:sz w:val="17"/>
               </w:rPr>
-              <w:t>Gig Marketplace Profiles</w:t>
+              <w:t>Gig Worker Profiles</w:t>
             </w:r>
           </w:p>
         </w:tc>
@@ -467,9 +500,9 @@
               <w:rPr>
                 <w:rFonts w:ascii="Calibri" w:hAnsi="Calibri"/>
                 <w:color w:val="334155"/>
-                <w:sz w:val="18"/>
+                <w:sz w:val="17"/>
               </w:rPr>
-              <w:t>250,000 gig workers</w:t>
+              <w:t>250,000 profiles</w:t>
             </w:r>
           </w:p>
         </w:tc>
@@ -486,15 +519,15 @@
               <w:rPr>
                 <w:rFonts w:ascii="Calibri" w:hAnsi="Calibri"/>
                 <w:color w:val="334155"/>
-                <w:sz w:val="18"/>
+                <w:sz w:val="17"/>
               </w:rPr>
-              <w:t>2,500,000 to 5,000,000 workers</w:t>
+              <w:t>2,500,000 - 5,000,000 profiles</w:t>
             </w:r>
           </w:p>
         </w:tc>
         <w:tc>
           <w:tcPr>
-            <w:tcW w:type="dxa" w:w="2304"/>
+            <w:tcW w:type="dxa" w:w="3024"/>
             <w:shd w:fill="F8FAFC"/>
           </w:tcPr>
           <w:p>
@@ -505,9 +538,9 @@
               <w:rPr>
                 <w:rFonts w:ascii="Calibri" w:hAnsi="Calibri"/>
                 <w:color w:val="334155"/>
-                <w:sz w:val="18"/>
+                <w:sz w:val="17"/>
               </w:rPr>
-              <w:t>GiST exclusion indexing on calendar availability</w:t>
+              <w:t>B-tree on user_account_id; partial index on verified = true.</w:t>
             </w:r>
           </w:p>
         </w:tc>
@@ -526,9 +559,9 @@
               <w:rPr>
                 <w:rFonts w:ascii="Calibri" w:hAnsi="Calibri"/>
                 <w:color w:val="334155"/>
-                <w:sz w:val="18"/>
+                <w:sz w:val="17"/>
               </w:rPr>
-              <w:t>Gig Contracts &amp; Requests</w:t>
+              <w:t>Gig Contracts</w:t>
             </w:r>
           </w:p>
         </w:tc>
@@ -545,7 +578,7 @@
               <w:rPr>
                 <w:rFonts w:ascii="Calibri" w:hAnsi="Calibri"/>
                 <w:color w:val="334155"/>
-                <w:sz w:val="18"/>
+                <w:sz w:val="17"/>
               </w:rPr>
               <w:t>500,000 contracts</w:t>
             </w:r>
@@ -564,15 +597,15 @@
               <w:rPr>
                 <w:rFonts w:ascii="Calibri" w:hAnsi="Calibri"/>
                 <w:color w:val="334155"/>
-                <w:sz w:val="18"/>
+                <w:sz w:val="17"/>
               </w:rPr>
-              <w:t>5,000,000 active/settled contracts</w:t>
+              <w:t>5,000,000 - 10,000,000 contracts</w:t>
             </w:r>
           </w:p>
         </w:tc>
         <w:tc>
           <w:tcPr>
-            <w:tcW w:type="dxa" w:w="2304"/>
+            <w:tcW w:type="dxa" w:w="3024"/>
             <w:shd w:fill="FFFFFF"/>
           </w:tcPr>
           <w:p>
@@ -583,9 +616,9 @@
               <w:rPr>
                 <w:rFonts w:ascii="Calibri" w:hAnsi="Calibri"/>
                 <w:color w:val="334155"/>
-                <w:sz w:val="18"/>
+                <w:sz w:val="17"/>
               </w:rPr>
-              <w:t>GiST non-overlapping temporal constraints</w:t>
+              <w:t>GiST exclusion indexing on contract date intervals.</w:t>
             </w:r>
           </w:p>
         </w:tc>
@@ -604,9 +637,9 @@
               <w:rPr>
                 <w:rFonts w:ascii="Calibri" w:hAnsi="Calibri"/>
                 <w:color w:val="334155"/>
-                <w:sz w:val="18"/>
+                <w:sz w:val="17"/>
               </w:rPr>
-              <w:t>Audit &amp; Notification Events</w:t>
+              <w:t>Audit Events</w:t>
             </w:r>
           </w:p>
         </w:tc>
@@ -623,7 +656,7 @@
               <w:rPr>
                 <w:rFonts w:ascii="Calibri" w:hAnsi="Calibri"/>
                 <w:color w:val="334155"/>
-                <w:sz w:val="18"/>
+                <w:sz w:val="17"/>
               </w:rPr>
               <w:t>2,000,000 monthly events</w:t>
             </w:r>
@@ -642,7 +675,7 @@
               <w:rPr>
                 <w:rFonts w:ascii="Calibri" w:hAnsi="Calibri"/>
                 <w:color w:val="334155"/>
-                <w:sz w:val="18"/>
+                <w:sz w:val="17"/>
               </w:rPr>
               <w:t>25,000,000+ monthly events</w:t>
             </w:r>
@@ -650,7 +683,7 @@
         </w:tc>
         <w:tc>
           <w:tcPr>
-            <w:tcW w:type="dxa" w:w="2304"/>
+            <w:tcW w:type="dxa" w:w="3024"/>
             <w:shd w:fill="F8FAFC"/>
           </w:tcPr>
           <w:p>
@@ -661,9 +694,9 @@
               <w:rPr>
                 <w:rFonts w:ascii="Calibri" w:hAnsi="Calibri"/>
                 <w:color w:val="334155"/>
-                <w:sz w:val="18"/>
+                <w:sz w:val="17"/>
               </w:rPr>
-              <w:t>13-month online monthly range partitions, immutable tables</w:t>
+              <w:t>13-month online monthly range partitions; append-only triggers.</w:t>
             </w:r>
           </w:p>
         </w:tc>
@@ -682,9 +715,9 @@
               <w:rPr>
                 <w:rFonts w:ascii="Calibri" w:hAnsi="Calibri"/>
                 <w:color w:val="334155"/>
-                <w:sz w:val="18"/>
+                <w:sz w:val="17"/>
               </w:rPr>
-              <w:t>Raw Data Footprint</w:t>
+              <w:t>Raw Table Storage</w:t>
             </w:r>
           </w:p>
         </w:tc>
@@ -701,9 +734,9 @@
               <w:rPr>
                 <w:rFonts w:ascii="Calibri" w:hAnsi="Calibri"/>
                 <w:color w:val="334155"/>
-                <w:sz w:val="18"/>
+                <w:sz w:val="17"/>
               </w:rPr>
-              <w:t>38.4 GB raw table data</w:t>
+              <w:t>38.4 GB</w:t>
             </w:r>
           </w:p>
         </w:tc>
@@ -720,15 +753,15 @@
               <w:rPr>
                 <w:rFonts w:ascii="Calibri" w:hAnsi="Calibri"/>
                 <w:color w:val="334155"/>
-                <w:sz w:val="18"/>
+                <w:sz w:val="17"/>
               </w:rPr>
-              <w:t>384 GB to 1.9 TB raw storage</w:t>
+              <w:t>384 GB - 1.9 TB</w:t>
             </w:r>
           </w:p>
         </w:tc>
         <w:tc>
           <w:tcPr>
-            <w:tcW w:type="dxa" w:w="2304"/>
+            <w:tcW w:type="dxa" w:w="3024"/>
             <w:shd w:fill="FFFFFF"/>
           </w:tcPr>
           <w:p>
@@ -739,9 +772,9 @@
               <w:rPr>
                 <w:rFonts w:ascii="Calibri" w:hAnsi="Calibri"/>
                 <w:color w:val="334155"/>
-                <w:sz w:val="18"/>
+                <w:sz w:val="17"/>
               </w:rPr>
-              <w:t>NVMe SSD PCIe Gen4, zstd compression, table partitioning</w:t>
+              <w:t>NVMe SSD storage with table compression; cold partition archival.</w:t>
             </w:r>
           </w:p>
         </w:tc>
@@ -760,7 +793,7 @@
               <w:rPr>
                 <w:rFonts w:ascii="Calibri" w:hAnsi="Calibri"/>
                 <w:color w:val="334155"/>
-                <w:sz w:val="18"/>
+                <w:sz w:val="17"/>
               </w:rPr>
               <w:t>Total Index Footprint</w:t>
             </w:r>
@@ -779,9 +812,9 @@
               <w:rPr>
                 <w:rFonts w:ascii="Calibri" w:hAnsi="Calibri"/>
                 <w:color w:val="334155"/>
-                <w:sz w:val="18"/>
+                <w:sz w:val="17"/>
               </w:rPr>
-              <w:t>23.8 GB dedicated indexes</w:t>
+              <w:t>23.8 GB</w:t>
             </w:r>
           </w:p>
         </w:tc>
@@ -798,15 +831,15 @@
               <w:rPr>
                 <w:rFonts w:ascii="Calibri" w:hAnsi="Calibri"/>
                 <w:color w:val="334155"/>
-                <w:sz w:val="18"/>
+                <w:sz w:val="17"/>
               </w:rPr>
-              <w:t>238 GB to 1.1 TB indexes</w:t>
+              <w:t>238 GB - 1.1 TB</w:t>
             </w:r>
           </w:p>
         </w:tc>
         <w:tc>
           <w:tcPr>
-            <w:tcW w:type="dxa" w:w="2304"/>
+            <w:tcW w:type="dxa" w:w="3024"/>
             <w:shd w:fill="F8FAFC"/>
           </w:tcPr>
           <w:p>
@@ -817,9 +850,9 @@
               <w:rPr>
                 <w:rFonts w:ascii="Calibri" w:hAnsi="Calibri"/>
                 <w:color w:val="334155"/>
-                <w:sz w:val="18"/>
+                <w:sz w:val="17"/>
               </w:rPr>
-              <w:t>Partial indexes, sparse bloom filters, BRIN on audit dates</w:t>
+              <w:t>Partial indexes, sparse bloom filters, BRIN indexes on audit dates.</w:t>
             </w:r>
           </w:p>
         </w:tc>
@@ -838,20 +871,7 @@
           <w:color w:val="0F172A"/>
           <w:sz w:val="30"/>
         </w:rPr>
-        <w:t>3. Query Latency &amp; Response Time SLAs</w:t>
-      </w:r>
-    </w:p>
-    <w:p>
-      <w:pPr>
-        <w:spacing w:before="0" w:after="120" w:line="276" w:lineRule="auto"/>
-      </w:pPr>
-      <w:r>
-        <w:rPr>
-          <w:rFonts w:ascii="Calibri" w:hAnsi="Calibri"/>
-          <w:color w:val="334155"/>
-          <w:sz w:val="21"/>
-        </w:rPr>
-        <w:t>Latency measurements were captured under warm-cache conditions (shared_buffers = 8GB, NVMe flash random_page_cost = 1.1) to establish empirical p50, p95, and p99 percentile baselines:</w:t>
+        <w:t>3. Query Latency &amp; Execution Profiles (Warm Cache)</w:t>
       </w:r>
     </w:p>
     <w:tbl>
@@ -873,7 +893,7 @@
       <w:tr>
         <w:tc>
           <w:tcPr>
-            <w:tcW w:type="dxa" w:w="1728"/>
+            <w:tcW w:type="dxa" w:w="1152"/>
             <w:shd w:fill="1E3A8A"/>
           </w:tcPr>
           <w:p>
@@ -885,15 +905,15 @@
                 <w:rFonts w:ascii="Calibri" w:hAnsi="Calibri"/>
                 <w:b/>
                 <w:color w:val="FFFFFF"/>
-                <w:sz w:val="19"/>
+                <w:sz w:val="18"/>
               </w:rPr>
-              <w:t>Query Classification</w:t>
+              <w:t>Query ID</w:t>
             </w:r>
           </w:p>
         </w:tc>
         <w:tc>
           <w:tcPr>
-            <w:tcW w:type="dxa" w:w="2592"/>
+            <w:tcW w:type="dxa" w:w="3600"/>
             <w:shd w:fill="1E3A8A"/>
           </w:tcPr>
           <w:p>
@@ -905,9 +925,9 @@
                 <w:rFonts w:ascii="Calibri" w:hAnsi="Calibri"/>
                 <w:b/>
                 <w:color w:val="FFFFFF"/>
-                <w:sz w:val="19"/>
+                <w:sz w:val="18"/>
               </w:rPr>
-              <w:t>Query Scope / Description</w:t>
+              <w:t>Operational Scope</w:t>
             </w:r>
           </w:p>
         </w:tc>
@@ -925,9 +945,9 @@
                 <w:rFonts w:ascii="Calibri" w:hAnsi="Calibri"/>
                 <w:b/>
                 <w:color w:val="FFFFFF"/>
-                <w:sz w:val="19"/>
+                <w:sz w:val="18"/>
               </w:rPr>
-              <w:t>Shared Buffer Hit %</w:t>
+              <w:t>Buffer Hit %</w:t>
             </w:r>
           </w:p>
         </w:tc>
@@ -945,7 +965,7 @@
                 <w:rFonts w:ascii="Calibri" w:hAnsi="Calibri"/>
                 <w:b/>
                 <w:color w:val="FFFFFF"/>
-                <w:sz w:val="19"/>
+                <w:sz w:val="18"/>
               </w:rPr>
               <w:t>p50 (ms)</w:t>
             </w:r>
@@ -965,7 +985,7 @@
                 <w:rFonts w:ascii="Calibri" w:hAnsi="Calibri"/>
                 <w:b/>
                 <w:color w:val="FFFFFF"/>
-                <w:sz w:val="19"/>
+                <w:sz w:val="18"/>
               </w:rPr>
               <w:t>p95 (ms)</w:t>
             </w:r>
@@ -985,7 +1005,7 @@
                 <w:rFonts w:ascii="Calibri" w:hAnsi="Calibri"/>
                 <w:b/>
                 <w:color w:val="FFFFFF"/>
-                <w:sz w:val="19"/>
+                <w:sz w:val="18"/>
               </w:rPr>
               <w:t>p99 (ms)</w:t>
             </w:r>
@@ -1005,7 +1025,7 @@
                 <w:rFonts w:ascii="Calibri" w:hAnsi="Calibri"/>
                 <w:b/>
                 <w:color w:val="FFFFFF"/>
-                <w:sz w:val="19"/>
+                <w:sz w:val="18"/>
               </w:rPr>
               <w:t>Target SLA</w:t>
             </w:r>
@@ -1015,7 +1035,7 @@
       <w:tr>
         <w:tc>
           <w:tcPr>
-            <w:tcW w:type="dxa" w:w="1728"/>
+            <w:tcW w:type="dxa" w:w="1152"/>
             <w:shd w:fill="FFFFFF"/>
           </w:tcPr>
           <w:p>
@@ -1026,15 +1046,15 @@
               <w:rPr>
                 <w:rFonts w:ascii="Calibri" w:hAnsi="Calibri"/>
                 <w:color w:val="334155"/>
-                <w:sz w:val="18"/>
+                <w:sz w:val="17"/>
               </w:rPr>
-              <w:t>Candidate Discovery</w:t>
+              <w:t>Q1</w:t>
             </w:r>
           </w:p>
         </w:tc>
         <w:tc>
           <w:tcPr>
-            <w:tcW w:type="dxa" w:w="2592"/>
+            <w:tcW w:type="dxa" w:w="3600"/>
             <w:shd w:fill="FFFFFF"/>
           </w:tcPr>
           <w:p>
@@ -1045,9 +1065,9 @@
               <w:rPr>
                 <w:rFonts w:ascii="Calibri" w:hAnsi="Calibri"/>
                 <w:color w:val="334155"/>
-                <w:sz w:val="18"/>
+                <w:sz w:val="17"/>
               </w:rPr>
-              <w:t>Candidate search with privacy exclusion anti-join and skill trigrams</w:t>
+              <w:t>Candidate Talent Search with Privacy Guard &amp; GIN Trigram</w:t>
             </w:r>
           </w:p>
         </w:tc>
@@ -1064,7 +1084,7 @@
               <w:rPr>
                 <w:rFonts w:ascii="Calibri" w:hAnsi="Calibri"/>
                 <w:color w:val="334155"/>
-                <w:sz w:val="18"/>
+                <w:sz w:val="17"/>
               </w:rPr>
               <w:t>99.8%</w:t>
             </w:r>
@@ -1083,7 +1103,7 @@
               <w:rPr>
                 <w:rFonts w:ascii="Calibri" w:hAnsi="Calibri"/>
                 <w:color w:val="334155"/>
-                <w:sz w:val="18"/>
+                <w:sz w:val="17"/>
               </w:rPr>
               <w:t>0.14 ms</w:t>
             </w:r>
@@ -1102,7 +1122,7 @@
               <w:rPr>
                 <w:rFonts w:ascii="Calibri" w:hAnsi="Calibri"/>
                 <w:color w:val="334155"/>
-                <w:sz w:val="18"/>
+                <w:sz w:val="17"/>
               </w:rPr>
               <w:t>0.32 ms</w:t>
             </w:r>
@@ -1121,7 +1141,7 @@
               <w:rPr>
                 <w:rFonts w:ascii="Calibri" w:hAnsi="Calibri"/>
                 <w:color w:val="334155"/>
-                <w:sz w:val="18"/>
+                <w:sz w:val="17"/>
               </w:rPr>
               <w:t>0.58 ms</w:t>
             </w:r>
@@ -1140,7 +1160,7 @@
               <w:rPr>
                 <w:rFonts w:ascii="Calibri" w:hAnsi="Calibri"/>
                 <w:color w:val="334155"/>
-                <w:sz w:val="18"/>
+                <w:sz w:val="17"/>
               </w:rPr>
               <w:t>&lt; 10.0 ms</w:t>
             </w:r>
@@ -1150,7 +1170,7 @@
       <w:tr>
         <w:tc>
           <w:tcPr>
-            <w:tcW w:type="dxa" w:w="1728"/>
+            <w:tcW w:type="dxa" w:w="1152"/>
             <w:shd w:fill="F8FAFC"/>
           </w:tcPr>
           <w:p>
@@ -1161,15 +1181,15 @@
               <w:rPr>
                 <w:rFonts w:ascii="Calibri" w:hAnsi="Calibri"/>
                 <w:color w:val="334155"/>
-                <w:sz w:val="18"/>
+                <w:sz w:val="17"/>
               </w:rPr>
-              <w:t>Requisition Pipeline</w:t>
+              <w:t>Q2</w:t>
             </w:r>
           </w:p>
         </w:tc>
         <w:tc>
           <w:tcPr>
-            <w:tcW w:type="dxa" w:w="2592"/>
+            <w:tcW w:type="dxa" w:w="3600"/>
             <w:shd w:fill="F8FAFC"/>
           </w:tcPr>
           <w:p>
@@ -1180,9 +1200,9 @@
               <w:rPr>
                 <w:rFonts w:ascii="Calibri" w:hAnsi="Calibri"/>
                 <w:color w:val="334155"/>
-                <w:sz w:val="18"/>
+                <w:sz w:val="17"/>
               </w:rPr>
-              <w:t>Funnel aggregation and candidate stage drop-off analysis</w:t>
+              <w:t>Requisition Pipeline Funnel &amp; Stage Drop-Off Aggregation</w:t>
             </w:r>
           </w:p>
         </w:tc>
@@ -1199,7 +1219,7 @@
               <w:rPr>
                 <w:rFonts w:ascii="Calibri" w:hAnsi="Calibri"/>
                 <w:color w:val="334155"/>
-                <w:sz w:val="18"/>
+                <w:sz w:val="17"/>
               </w:rPr>
               <w:t>99.6%</w:t>
             </w:r>
@@ -1218,7 +1238,7 @@
               <w:rPr>
                 <w:rFonts w:ascii="Calibri" w:hAnsi="Calibri"/>
                 <w:color w:val="334155"/>
-                <w:sz w:val="18"/>
+                <w:sz w:val="17"/>
               </w:rPr>
               <w:t>0.18 ms</w:t>
             </w:r>
@@ -1237,7 +1257,7 @@
               <w:rPr>
                 <w:rFonts w:ascii="Calibri" w:hAnsi="Calibri"/>
                 <w:color w:val="334155"/>
-                <w:sz w:val="18"/>
+                <w:sz w:val="17"/>
               </w:rPr>
               <w:t>0.41 ms</w:t>
             </w:r>
@@ -1256,7 +1276,7 @@
               <w:rPr>
                 <w:rFonts w:ascii="Calibri" w:hAnsi="Calibri"/>
                 <w:color w:val="334155"/>
-                <w:sz w:val="18"/>
+                <w:sz w:val="17"/>
               </w:rPr>
               <w:t>0.72 ms</w:t>
             </w:r>
@@ -1275,7 +1295,7 @@
               <w:rPr>
                 <w:rFonts w:ascii="Calibri" w:hAnsi="Calibri"/>
                 <w:color w:val="334155"/>
-                <w:sz w:val="18"/>
+                <w:sz w:val="17"/>
               </w:rPr>
               <w:t>&lt; 15.0 ms</w:t>
             </w:r>
@@ -1285,7 +1305,7 @@
       <w:tr>
         <w:tc>
           <w:tcPr>
-            <w:tcW w:type="dxa" w:w="1728"/>
+            <w:tcW w:type="dxa" w:w="1152"/>
             <w:shd w:fill="FFFFFF"/>
           </w:tcPr>
           <w:p>
@@ -1296,15 +1316,15 @@
               <w:rPr>
                 <w:rFonts w:ascii="Calibri" w:hAnsi="Calibri"/>
                 <w:color w:val="334155"/>
-                <w:sz w:val="18"/>
+                <w:sz w:val="17"/>
               </w:rPr>
-              <w:t>Application Submissions</w:t>
+              <w:t>Q3</w:t>
             </w:r>
           </w:p>
         </w:tc>
         <w:tc>
           <w:tcPr>
-            <w:tcW w:type="dxa" w:w="2592"/>
+            <w:tcW w:type="dxa" w:w="3600"/>
             <w:shd w:fill="FFFFFF"/>
           </w:tcPr>
           <w:p>
@@ -1315,9 +1335,9 @@
               <w:rPr>
                 <w:rFonts w:ascii="Calibri" w:hAnsi="Calibri"/>
                 <w:color w:val="334155"/>
-                <w:sz w:val="18"/>
+                <w:sz w:val="17"/>
               </w:rPr>
-              <w:t>Transactional job application insert with questionnaire validation</w:t>
+              <w:t>Transactional Application Insert with Questionnaire</w:t>
             </w:r>
           </w:p>
         </w:tc>
@@ -1334,7 +1354,7 @@
               <w:rPr>
                 <w:rFonts w:ascii="Calibri" w:hAnsi="Calibri"/>
                 <w:color w:val="334155"/>
-                <w:sz w:val="18"/>
+                <w:sz w:val="17"/>
               </w:rPr>
               <w:t>99.9%</w:t>
             </w:r>
@@ -1353,7 +1373,7 @@
               <w:rPr>
                 <w:rFonts w:ascii="Calibri" w:hAnsi="Calibri"/>
                 <w:color w:val="334155"/>
-                <w:sz w:val="18"/>
+                <w:sz w:val="17"/>
               </w:rPr>
               <w:t>0.08 ms</w:t>
             </w:r>
@@ -1372,7 +1392,7 @@
               <w:rPr>
                 <w:rFonts w:ascii="Calibri" w:hAnsi="Calibri"/>
                 <w:color w:val="334155"/>
-                <w:sz w:val="18"/>
+                <w:sz w:val="17"/>
               </w:rPr>
               <w:t>0.19 ms</w:t>
             </w:r>
@@ -1391,7 +1411,7 @@
               <w:rPr>
                 <w:rFonts w:ascii="Calibri" w:hAnsi="Calibri"/>
                 <w:color w:val="334155"/>
-                <w:sz w:val="18"/>
+                <w:sz w:val="17"/>
               </w:rPr>
               <w:t>0.35 ms</w:t>
             </w:r>
@@ -1410,7 +1430,7 @@
               <w:rPr>
                 <w:rFonts w:ascii="Calibri" w:hAnsi="Calibri"/>
                 <w:color w:val="334155"/>
-                <w:sz w:val="18"/>
+                <w:sz w:val="17"/>
               </w:rPr>
               <w:t>&lt; 5.0 ms</w:t>
             </w:r>
@@ -1420,7 +1440,7 @@
       <w:tr>
         <w:tc>
           <w:tcPr>
-            <w:tcW w:type="dxa" w:w="1728"/>
+            <w:tcW w:type="dxa" w:w="1152"/>
             <w:shd w:fill="F8FAFC"/>
           </w:tcPr>
           <w:p>
@@ -1431,15 +1451,15 @@
               <w:rPr>
                 <w:rFonts w:ascii="Calibri" w:hAnsi="Calibri"/>
                 <w:color w:val="334155"/>
-                <w:sz w:val="18"/>
+                <w:sz w:val="17"/>
               </w:rPr>
-              <w:t>Gig Availability Lookup</w:t>
+              <w:t>Q4</w:t>
             </w:r>
           </w:p>
         </w:tc>
         <w:tc>
           <w:tcPr>
-            <w:tcW w:type="dxa" w:w="2592"/>
+            <w:tcW w:type="dxa" w:w="3600"/>
             <w:shd w:fill="F8FAFC"/>
           </w:tcPr>
           <w:p>
@@ -1450,9 +1470,9 @@
               <w:rPr>
                 <w:rFonts w:ascii="Calibri" w:hAnsi="Calibri"/>
                 <w:color w:val="334155"/>
-                <w:sz w:val="18"/>
+                <w:sz w:val="17"/>
               </w:rPr>
-              <w:t>GiST non-overlapping contract calendar availability verification</w:t>
+              <w:t>GiST Non-Overlapping Gig Calendar Availability Lookup</w:t>
             </w:r>
           </w:p>
         </w:tc>
@@ -1469,7 +1489,7 @@
               <w:rPr>
                 <w:rFonts w:ascii="Calibri" w:hAnsi="Calibri"/>
                 <w:color w:val="334155"/>
-                <w:sz w:val="18"/>
+                <w:sz w:val="17"/>
               </w:rPr>
               <w:t>99.7%</w:t>
             </w:r>
@@ -1488,7 +1508,7 @@
               <w:rPr>
                 <w:rFonts w:ascii="Calibri" w:hAnsi="Calibri"/>
                 <w:color w:val="334155"/>
-                <w:sz w:val="18"/>
+                <w:sz w:val="17"/>
               </w:rPr>
               <w:t>0.22 ms</w:t>
             </w:r>
@@ -1507,7 +1527,7 @@
               <w:rPr>
                 <w:rFonts w:ascii="Calibri" w:hAnsi="Calibri"/>
                 <w:color w:val="334155"/>
-                <w:sz w:val="18"/>
+                <w:sz w:val="17"/>
               </w:rPr>
               <w:t>0.48 ms</w:t>
             </w:r>
@@ -1526,7 +1546,7 @@
               <w:rPr>
                 <w:rFonts w:ascii="Calibri" w:hAnsi="Calibri"/>
                 <w:color w:val="334155"/>
-                <w:sz w:val="18"/>
+                <w:sz w:val="17"/>
               </w:rPr>
               <w:t>0.85 ms</w:t>
             </w:r>
@@ -1545,7 +1565,7 @@
               <w:rPr>
                 <w:rFonts w:ascii="Calibri" w:hAnsi="Calibri"/>
                 <w:color w:val="334155"/>
-                <w:sz w:val="18"/>
+                <w:sz w:val="17"/>
               </w:rPr>
               <w:t>&lt; 20.0 ms</w:t>
             </w:r>
@@ -1555,7 +1575,7 @@
       <w:tr>
         <w:tc>
           <w:tcPr>
-            <w:tcW w:type="dxa" w:w="1728"/>
+            <w:tcW w:type="dxa" w:w="1152"/>
             <w:shd w:fill="FFFFFF"/>
           </w:tcPr>
           <w:p>
@@ -1566,15 +1586,15 @@
               <w:rPr>
                 <w:rFonts w:ascii="Calibri" w:hAnsi="Calibri"/>
                 <w:color w:val="334155"/>
-                <w:sz w:val="18"/>
+                <w:sz w:val="17"/>
               </w:rPr>
-              <w:t>Double-Entry Ledger</w:t>
+              <w:t>Q5</w:t>
             </w:r>
           </w:p>
         </w:tc>
         <w:tc>
           <w:tcPr>
-            <w:tcW w:type="dxa" w:w="2592"/>
+            <w:tcW w:type="dxa" w:w="3600"/>
             <w:shd w:fill="FFFFFF"/>
           </w:tcPr>
           <w:p>
@@ -1585,9 +1605,9 @@
               <w:rPr>
                 <w:rFonts w:ascii="Calibri" w:hAnsi="Calibri"/>
                 <w:color w:val="334155"/>
-                <w:sz w:val="18"/>
+                <w:sz w:val="17"/>
               </w:rPr>
-              <w:t>Append-only wallet posting and running balance synchronization</w:t>
+              <w:t>Append-Only Double-Entry Wallet Ledger Balance Posting</w:t>
             </w:r>
           </w:p>
         </w:tc>
@@ -1604,7 +1624,7 @@
               <w:rPr>
                 <w:rFonts w:ascii="Calibri" w:hAnsi="Calibri"/>
                 <w:color w:val="334155"/>
-                <w:sz w:val="18"/>
+                <w:sz w:val="17"/>
               </w:rPr>
               <w:t>99.9%</w:t>
             </w:r>
@@ -1623,7 +1643,7 @@
               <w:rPr>
                 <w:rFonts w:ascii="Calibri" w:hAnsi="Calibri"/>
                 <w:color w:val="334155"/>
-                <w:sz w:val="18"/>
+                <w:sz w:val="17"/>
               </w:rPr>
               <w:t>0.11 ms</w:t>
             </w:r>
@@ -1642,7 +1662,7 @@
               <w:rPr>
                 <w:rFonts w:ascii="Calibri" w:hAnsi="Calibri"/>
                 <w:color w:val="334155"/>
-                <w:sz w:val="18"/>
+                <w:sz w:val="17"/>
               </w:rPr>
               <w:t>0.25 ms</w:t>
             </w:r>
@@ -1661,7 +1681,7 @@
               <w:rPr>
                 <w:rFonts w:ascii="Calibri" w:hAnsi="Calibri"/>
                 <w:color w:val="334155"/>
-                <w:sz w:val="18"/>
+                <w:sz w:val="17"/>
               </w:rPr>
               <w:t>0.42 ms</w:t>
             </w:r>
@@ -1680,7 +1700,7 @@
               <w:rPr>
                 <w:rFonts w:ascii="Calibri" w:hAnsi="Calibri"/>
                 <w:color w:val="334155"/>
-                <w:sz w:val="18"/>
+                <w:sz w:val="17"/>
               </w:rPr>
               <w:t>&lt; 10.0 ms</w:t>
             </w:r>
@@ -1690,7 +1710,7 @@
       <w:tr>
         <w:tc>
           <w:tcPr>
-            <w:tcW w:type="dxa" w:w="1728"/>
+            <w:tcW w:type="dxa" w:w="1152"/>
             <w:shd w:fill="F8FAFC"/>
           </w:tcPr>
           <w:p>
@@ -1701,15 +1721,15 @@
               <w:rPr>
                 <w:rFonts w:ascii="Calibri" w:hAnsi="Calibri"/>
                 <w:color w:val="334155"/>
-                <w:sz w:val="18"/>
+                <w:sz w:val="17"/>
               </w:rPr>
-              <w:t>Tenant Job Requirements</w:t>
+              <w:t>Q6</w:t>
             </w:r>
           </w:p>
         </w:tc>
         <w:tc>
           <w:tcPr>
-            <w:tcW w:type="dxa" w:w="2592"/>
+            <w:tcW w:type="dxa" w:w="3600"/>
             <w:shd w:fill="F8FAFC"/>
           </w:tcPr>
           <w:p>
@@ -1720,9 +1740,9 @@
               <w:rPr>
                 <w:rFonts w:ascii="Calibri" w:hAnsi="Calibri"/>
                 <w:color w:val="334155"/>
-                <w:sz w:val="18"/>
+                <w:sz w:val="17"/>
               </w:rPr>
-              <w:t>Multi-tenant Row-Level Security (RLS) filtered query</w:t>
+              <w:t>Tenant Requisition Query via Engine Row-Level Security</w:t>
             </w:r>
           </w:p>
         </w:tc>
@@ -1739,7 +1759,7 @@
               <w:rPr>
                 <w:rFonts w:ascii="Calibri" w:hAnsi="Calibri"/>
                 <w:color w:val="334155"/>
-                <w:sz w:val="18"/>
+                <w:sz w:val="17"/>
               </w:rPr>
               <w:t>99.8%</w:t>
             </w:r>
@@ -1758,7 +1778,7 @@
               <w:rPr>
                 <w:rFonts w:ascii="Calibri" w:hAnsi="Calibri"/>
                 <w:color w:val="334155"/>
-                <w:sz w:val="18"/>
+                <w:sz w:val="17"/>
               </w:rPr>
               <w:t>0.09 ms</w:t>
             </w:r>
@@ -1777,7 +1797,7 @@
               <w:rPr>
                 <w:rFonts w:ascii="Calibri" w:hAnsi="Calibri"/>
                 <w:color w:val="334155"/>
-                <w:sz w:val="18"/>
+                <w:sz w:val="17"/>
               </w:rPr>
               <w:t>0.21 ms</w:t>
             </w:r>
@@ -1796,7 +1816,7 @@
               <w:rPr>
                 <w:rFonts w:ascii="Calibri" w:hAnsi="Calibri"/>
                 <w:color w:val="334155"/>
-                <w:sz w:val="18"/>
+                <w:sz w:val="17"/>
               </w:rPr>
               <w:t>0.38 ms</w:t>
             </w:r>
@@ -1815,7 +1835,7 @@
               <w:rPr>
                 <w:rFonts w:ascii="Calibri" w:hAnsi="Calibri"/>
                 <w:color w:val="334155"/>
-                <w:sz w:val="18"/>
+                <w:sz w:val="17"/>
               </w:rPr>
               <w:t>&lt; 8.0 ms</w:t>
             </w:r>
@@ -1825,7 +1845,7 @@
       <w:tr>
         <w:tc>
           <w:tcPr>
-            <w:tcW w:type="dxa" w:w="1728"/>
+            <w:tcW w:type="dxa" w:w="1152"/>
             <w:shd w:fill="FFFFFF"/>
           </w:tcPr>
           <w:p>
@@ -1836,15 +1856,15 @@
               <w:rPr>
                 <w:rFonts w:ascii="Calibri" w:hAnsi="Calibri"/>
                 <w:color w:val="334155"/>
-                <w:sz w:val="18"/>
+                <w:sz w:val="17"/>
               </w:rPr>
-              <w:t>Audit Trail Append</w:t>
+              <w:t>Q7</w:t>
             </w:r>
           </w:p>
         </w:tc>
         <w:tc>
           <w:tcPr>
-            <w:tcW w:type="dxa" w:w="2592"/>
+            <w:tcW w:type="dxa" w:w="3600"/>
             <w:shd w:fill="FFFFFF"/>
           </w:tcPr>
           <w:p>
@@ -1855,9 +1875,9 @@
               <w:rPr>
                 <w:rFonts w:ascii="Calibri" w:hAnsi="Calibri"/>
                 <w:color w:val="334155"/>
-                <w:sz w:val="18"/>
+                <w:sz w:val="17"/>
               </w:rPr>
-              <w:t>JSONB pre/post state capture with client metadata recording</w:t>
+              <w:t>Immutable Pre/Post JSONB Audit Event Generation</w:t>
             </w:r>
           </w:p>
         </w:tc>
@@ -1874,7 +1894,7 @@
               <w:rPr>
                 <w:rFonts w:ascii="Calibri" w:hAnsi="Calibri"/>
                 <w:color w:val="334155"/>
-                <w:sz w:val="18"/>
+                <w:sz w:val="17"/>
               </w:rPr>
               <w:t>99.9%</w:t>
             </w:r>
@@ -1893,7 +1913,7 @@
               <w:rPr>
                 <w:rFonts w:ascii="Calibri" w:hAnsi="Calibri"/>
                 <w:color w:val="334155"/>
-                <w:sz w:val="18"/>
+                <w:sz w:val="17"/>
               </w:rPr>
               <w:t>0.05 ms</w:t>
             </w:r>
@@ -1912,7 +1932,7 @@
               <w:rPr>
                 <w:rFonts w:ascii="Calibri" w:hAnsi="Calibri"/>
                 <w:color w:val="334155"/>
-                <w:sz w:val="18"/>
+                <w:sz w:val="17"/>
               </w:rPr>
               <w:t>0.12 ms</w:t>
             </w:r>
@@ -1931,7 +1951,7 @@
               <w:rPr>
                 <w:rFonts w:ascii="Calibri" w:hAnsi="Calibri"/>
                 <w:color w:val="334155"/>
-                <w:sz w:val="18"/>
+                <w:sz w:val="17"/>
               </w:rPr>
               <w:t>0.22 ms</w:t>
             </w:r>
@@ -1950,7 +1970,7 @@
               <w:rPr>
                 <w:rFonts w:ascii="Calibri" w:hAnsi="Calibri"/>
                 <w:color w:val="334155"/>
-                <w:sz w:val="18"/>
+                <w:sz w:val="17"/>
               </w:rPr>
               <w:t>&lt; 5.0 ms</w:t>
             </w:r>
@@ -1971,237 +1991,7 @@
           <w:color w:val="0F172A"/>
           <w:sz w:val="30"/>
         </w:rPr>
-        <w:t>4. High Availability, Resilience &amp; Disaster Recovery</w:t>
-      </w:r>
-    </w:p>
-    <w:p>
-      <w:pPr>
-        <w:spacing w:before="0" w:after="120" w:line="276" w:lineRule="auto"/>
-      </w:pPr>
-      <w:r>
-        <w:rPr>
-          <w:rFonts w:ascii="Calibri" w:hAnsi="Calibri"/>
-          <w:color w:val="334155"/>
-          <w:sz w:val="21"/>
-        </w:rPr>
-        <w:t>Talentra guarantees enterprise business continuity through strict recovery objectives:</w:t>
-      </w:r>
-    </w:p>
-    <w:p>
-      <w:pPr>
-        <w:pStyle w:val="ListBullet"/>
-        <w:spacing w:before="0" w:after="60" w:line="276" w:lineRule="auto"/>
-      </w:pPr>
-      <w:r>
-        <w:rPr>
-          <w:rFonts w:ascii="Calibri" w:hAnsi="Calibri"/>
-          <w:b/>
-          <w:color w:val="0F172A"/>
-          <w:sz w:val="21"/>
-        </w:rPr>
-        <w:t xml:space="preserve">Recovery Point Objective (RPO) &lt; 1 Minute: </w:t>
-      </w:r>
-      <w:r>
-        <w:rPr>
-          <w:rFonts w:ascii="Calibri" w:hAnsi="Calibri"/>
-          <w:color w:val="334155"/>
-          <w:sz w:val="21"/>
-        </w:rPr>
-        <w:t>Maximum acceptable data loss window during catastrophic hardware or network failure. Enforced via PostgreSQL continuous Write-Ahead Log (WAL) archiving and synchronous streaming replication to an isolated standby node.</w:t>
-      </w:r>
-    </w:p>
-    <w:p>
-      <w:pPr>
-        <w:pStyle w:val="ListBullet"/>
-        <w:spacing w:before="0" w:after="60" w:line="276" w:lineRule="auto"/>
-      </w:pPr>
-      <w:r>
-        <w:rPr>
-          <w:rFonts w:ascii="Calibri" w:hAnsi="Calibri"/>
-          <w:b/>
-          <w:color w:val="0F172A"/>
-          <w:sz w:val="21"/>
-        </w:rPr>
-        <w:t xml:space="preserve">Recovery Time Objective (RTO) &lt; 15 Minutes: </w:t>
-      </w:r>
-      <w:r>
-        <w:rPr>
-          <w:rFonts w:ascii="Calibri" w:hAnsi="Calibri"/>
-          <w:color w:val="334155"/>
-          <w:sz w:val="21"/>
-        </w:rPr>
-        <w:t>Maximum acceptable downtime to achieve full database recovery. Enforced via automated failover orchestration, daily physical pg_basebackup snapshots, and point-in-time recovery (PITR) scripts.</w:t>
-      </w:r>
-    </w:p>
-    <w:p>
-      <w:pPr>
-        <w:pStyle w:val="ListBullet"/>
-        <w:spacing w:before="0" w:after="60" w:line="276" w:lineRule="auto"/>
-      </w:pPr>
-      <w:r>
-        <w:rPr>
-          <w:rFonts w:ascii="Calibri" w:hAnsi="Calibri"/>
-          <w:b/>
-          <w:color w:val="0F172A"/>
-          <w:sz w:val="21"/>
-        </w:rPr>
-        <w:t xml:space="preserve">Platform High Availability (HA) Target: </w:t>
-      </w:r>
-      <w:r>
-        <w:rPr>
-          <w:rFonts w:ascii="Calibri" w:hAnsi="Calibri"/>
-          <w:color w:val="334155"/>
-          <w:sz w:val="21"/>
-        </w:rPr>
-        <w:t>Targeting 99.95% system uptime (&lt; 4.38 hours unplanned downtime per calendar year) excluding pre-scheduled zero-downtime rolling maintenance windows.</w:t>
-      </w:r>
-    </w:p>
-    <w:p>
-      <w:pPr>
-        <w:keepNext/>
-        <w:spacing w:before="320" w:after="120"/>
-      </w:pPr>
-      <w:r>
-        <w:rPr>
-          <w:rFonts w:ascii="Calibri" w:hAnsi="Calibri"/>
-          <w:b/>
-          <w:color w:val="0F172A"/>
-          <w:sz w:val="30"/>
-        </w:rPr>
-        <w:t>5. Security, Cryptography &amp; Privacy Invariants</w:t>
-      </w:r>
-    </w:p>
-    <w:p>
-      <w:pPr>
-        <w:spacing w:before="0" w:after="120" w:line="276" w:lineRule="auto"/>
-      </w:pPr>
-      <w:r>
-        <w:rPr>
-          <w:rFonts w:ascii="Calibri" w:hAnsi="Calibri"/>
-          <w:color w:val="334155"/>
-          <w:sz w:val="21"/>
-        </w:rPr>
-        <w:t>Talentra treats data security and candidate confidentiality as fundamental architectural invariants enforced directly in the database engine:</w:t>
-      </w:r>
-    </w:p>
-    <w:p>
-      <w:pPr>
-        <w:pStyle w:val="ListBullet"/>
-        <w:spacing w:before="0" w:after="60" w:line="276" w:lineRule="auto"/>
-      </w:pPr>
-      <w:r>
-        <w:rPr>
-          <w:rFonts w:ascii="Calibri" w:hAnsi="Calibri"/>
-          <w:b/>
-          <w:color w:val="0F172A"/>
-          <w:sz w:val="21"/>
-        </w:rPr>
-        <w:t xml:space="preserve">PII Column-Level Encryption: </w:t>
-      </w:r>
-      <w:r>
-        <w:rPr>
-          <w:rFonts w:ascii="Calibri" w:hAnsi="Calibri"/>
-          <w:color w:val="334155"/>
-          <w:sz w:val="21"/>
-        </w:rPr>
-        <w:t>All candidate phone numbers, secondary contact details, and national identification numbers (PAN, GSTIN, Aadhaar, SSN) are encrypted at rest using AES-256-GCM envelope encryption with per-tenant Data Encryption Keys (DEKs).</w:t>
-      </w:r>
-    </w:p>
-    <w:p>
-      <w:pPr>
-        <w:pStyle w:val="ListBullet"/>
-        <w:spacing w:before="0" w:after="60" w:line="276" w:lineRule="auto"/>
-      </w:pPr>
-      <w:r>
-        <w:rPr>
-          <w:rFonts w:ascii="Calibri" w:hAnsi="Calibri"/>
-          <w:b/>
-          <w:color w:val="0F172A"/>
-          <w:sz w:val="21"/>
-        </w:rPr>
-        <w:t xml:space="preserve">Cryptographic Blind Indexing: </w:t>
-      </w:r>
-      <w:r>
-        <w:rPr>
-          <w:rFonts w:ascii="Calibri" w:hAnsi="Calibri"/>
-          <w:color w:val="334155"/>
-          <w:sz w:val="21"/>
-        </w:rPr>
-        <w:t>Deterministic unique checks and fast exact-match lookups are achieved on encrypted attributes using HMAC-SHA256 blind indexing with a cryptographically isolated secret pepper, preventing plaintext leakage.</w:t>
-      </w:r>
-    </w:p>
-    <w:p>
-      <w:pPr>
-        <w:pStyle w:val="ListBullet"/>
-        <w:spacing w:before="0" w:after="60" w:line="276" w:lineRule="auto"/>
-      </w:pPr>
-      <w:r>
-        <w:rPr>
-          <w:rFonts w:ascii="Calibri" w:hAnsi="Calibri"/>
-          <w:b/>
-          <w:color w:val="0F172A"/>
-          <w:sz w:val="21"/>
-        </w:rPr>
-        <w:t xml:space="preserve">Engine-Enforced Multi-Tenancy: </w:t>
-      </w:r>
-      <w:r>
-        <w:rPr>
-          <w:rFonts w:ascii="Calibri" w:hAnsi="Calibri"/>
-          <w:color w:val="334155"/>
-          <w:sz w:val="21"/>
-        </w:rPr>
-        <w:t>Recruiter queries and candidate records are isolated at the database engine level via PostgreSQL Row-Level Security (RLS) keyed to the session setting app.current_org_id.</w:t>
-      </w:r>
-    </w:p>
-    <w:p>
-      <w:pPr>
-        <w:pStyle w:val="ListBullet"/>
-        <w:spacing w:before="0" w:after="60" w:line="276" w:lineRule="auto"/>
-      </w:pPr>
-      <w:r>
-        <w:rPr>
-          <w:rFonts w:ascii="Calibri" w:hAnsi="Calibri"/>
-          <w:b/>
-          <w:color w:val="0F172A"/>
-          <w:sz w:val="21"/>
-        </w:rPr>
-        <w:t xml:space="preserve">Immutable Audit Logging: </w:t>
-      </w:r>
-      <w:r>
-        <w:rPr>
-          <w:rFonts w:ascii="Calibri" w:hAnsi="Calibri"/>
-          <w:color w:val="334155"/>
-          <w:sz w:val="21"/>
-        </w:rPr>
-        <w:t>Critical operational, administrative, and compliance mutations are written to monthly partitioned, append-only audit tables with trigger-level exception blocks on UPDATE and DELETE operations.</w:t>
-      </w:r>
-    </w:p>
-    <w:p>
-      <w:pPr>
-        <w:keepNext/>
-        <w:spacing w:before="320" w:after="120"/>
-      </w:pPr>
-      <w:r>
-        <w:rPr>
-          <w:rFonts w:ascii="Calibri" w:hAnsi="Calibri"/>
-          <w:b/>
-          <w:color w:val="0F172A"/>
-          <w:sz w:val="30"/>
-        </w:rPr>
-        <w:t>6. Regulatory Compliance Register</w:t>
-      </w:r>
-    </w:p>
-    <w:p>
-      <w:pPr>
-        <w:spacing w:before="0" w:after="120" w:line="276" w:lineRule="auto"/>
-      </w:pPr>
-      <w:r>
-        <w:rPr>
-          <w:rFonts w:ascii="Calibri" w:hAnsi="Calibri"/>
-          <w:color w:val="334155"/>
-          <w:sz w:val="21"/>
-        </w:rPr>
-        <w:t>The platform architecture explicitly addresses all statutory mandates governing modern digital recruitment:</w:t>
+        <w:t>4. Statutory Regulatory Compliance Register</w:t>
       </w:r>
     </w:p>
     <w:tbl>
@@ -2212,15 +2002,14 @@
         <w:tblLook w:firstColumn="1" w:firstRow="1" w:lastColumn="0" w:lastRow="0" w:noHBand="0" w:noVBand="1" w:val="04A0"/>
       </w:tblPr>
       <w:tblGrid>
-        <w:gridCol w:w="2340"/>
-        <w:gridCol w:w="2340"/>
-        <w:gridCol w:w="2340"/>
-        <w:gridCol w:w="2340"/>
+        <w:gridCol w:w="3120"/>
+        <w:gridCol w:w="3120"/>
+        <w:gridCol w:w="3120"/>
       </w:tblGrid>
       <w:tr>
         <w:tc>
           <w:tcPr>
-            <w:tcW w:type="dxa" w:w="1728"/>
+            <w:tcW w:type="dxa" w:w="2160"/>
             <w:shd w:fill="1E3A8A"/>
           </w:tcPr>
           <w:p>
@@ -2232,29 +2021,9 @@
                 <w:rFonts w:ascii="Calibri" w:hAnsi="Calibri"/>
                 <w:b/>
                 <w:color w:val="FFFFFF"/>
-                <w:sz w:val="19"/>
+                <w:sz w:val="18"/>
               </w:rPr>
-              <w:t>Regulation / Framework</w:t>
-            </w:r>
-          </w:p>
-        </w:tc>
-        <w:tc>
-          <w:tcPr>
-            <w:tcW w:type="dxa" w:w="1584"/>
-            <w:shd w:fill="1E3A8A"/>
-          </w:tcPr>
-          <w:p>
-            <w:pPr>
-              <w:jc w:val="left"/>
-            </w:pPr>
-            <w:r>
-              <w:rPr>
-                <w:rFonts w:ascii="Calibri" w:hAnsi="Calibri"/>
-                <w:b/>
-                <w:color w:val="FFFFFF"/>
-                <w:sz w:val="19"/>
-              </w:rPr>
-              <w:t>Jurisdiction / Scope</w:t>
+              <w:t>Regulation &amp; Section</w:t>
             </w:r>
           </w:p>
         </w:tc>
@@ -2272,15 +2041,15 @@
                 <w:rFonts w:ascii="Calibri" w:hAnsi="Calibri"/>
                 <w:b/>
                 <w:color w:val="FFFFFF"/>
-                <w:sz w:val="19"/>
+                <w:sz w:val="18"/>
               </w:rPr>
-              <w:t>Mandate Description</w:t>
+              <w:t>Statutory Mandate</w:t>
             </w:r>
           </w:p>
         </w:tc>
         <w:tc>
           <w:tcPr>
-            <w:tcW w:type="dxa" w:w="2880"/>
+            <w:tcW w:type="dxa" w:w="4752"/>
             <w:shd w:fill="1E3A8A"/>
           </w:tcPr>
           <w:p>
@@ -2292,7 +2061,7 @@
                 <w:rFonts w:ascii="Calibri" w:hAnsi="Calibri"/>
                 <w:b/>
                 <w:color w:val="FFFFFF"/>
-                <w:sz w:val="19"/>
+                <w:sz w:val="18"/>
               </w:rPr>
               <w:t>Database Implementation Mechanism</w:t>
             </w:r>
@@ -2302,7 +2071,7 @@
       <w:tr>
         <w:tc>
           <w:tcPr>
-            <w:tcW w:type="dxa" w:w="1728"/>
+            <w:tcW w:type="dxa" w:w="2160"/>
             <w:shd w:fill="FFFFFF"/>
           </w:tcPr>
           <w:p>
@@ -2313,28 +2082,9 @@
               <w:rPr>
                 <w:rFonts w:ascii="Calibri" w:hAnsi="Calibri"/>
                 <w:color w:val="334155"/>
-                <w:sz w:val="18"/>
+                <w:sz w:val="17"/>
               </w:rPr>
-              <w:t>DPDP Act 2023</w:t>
-            </w:r>
-          </w:p>
-        </w:tc>
-        <w:tc>
-          <w:tcPr>
-            <w:tcW w:type="dxa" w:w="1584"/>
-            <w:shd w:fill="FFFFFF"/>
-          </w:tcPr>
-          <w:p>
-            <w:pPr>
-              <w:jc w:val="left"/>
-            </w:pPr>
-            <w:r>
-              <w:rPr>
-                <w:rFonts w:ascii="Calibri" w:hAnsi="Calibri"/>
-                <w:color w:val="334155"/>
-                <w:sz w:val="18"/>
-              </w:rPr>
-              <w:t>India (National)</w:t>
+              <w:t>DPDP Act 2023 (Sec 6)</w:t>
             </w:r>
           </w:p>
         </w:tc>
@@ -2351,15 +2101,15 @@
               <w:rPr>
                 <w:rFonts w:ascii="Calibri" w:hAnsi="Calibri"/>
                 <w:color w:val="334155"/>
-                <w:sz w:val="18"/>
+                <w:sz w:val="17"/>
               </w:rPr>
-              <w:t>Explicit, granular consent for data processing, right to withdraw consent, right to correction and erasure.</w:t>
+              <w:t>Consent Notice &amp; Purpose Limitation: Explicit affirmative consent for specific uses.</w:t>
             </w:r>
           </w:p>
         </w:tc>
         <w:tc>
           <w:tcPr>
-            <w:tcW w:type="dxa" w:w="2880"/>
+            <w:tcW w:type="dxa" w:w="4752"/>
             <w:shd w:fill="FFFFFF"/>
           </w:tcPr>
           <w:p>
@@ -2370,9 +2120,9 @@
               <w:rPr>
                 <w:rFonts w:ascii="Calibri" w:hAnsi="Calibri"/>
                 <w:color w:val="334155"/>
-                <w:sz w:val="18"/>
+                <w:sz w:val="17"/>
               </w:rPr>
-              <w:t>Separate consent_record table, consent status transitions, automated erasure pipelines preserving anonymized audit logs.</w:t>
+              <w:t>Dedicated dpdp_consent_record with purpose ENUMs; rejects unconsented data access.</w:t>
             </w:r>
           </w:p>
         </w:tc>
@@ -2380,7 +2130,7 @@
       <w:tr>
         <w:tc>
           <w:tcPr>
-            <w:tcW w:type="dxa" w:w="1728"/>
+            <w:tcW w:type="dxa" w:w="2160"/>
             <w:shd w:fill="F8FAFC"/>
           </w:tcPr>
           <w:p>
@@ -2391,28 +2141,9 @@
               <w:rPr>
                 <w:rFonts w:ascii="Calibri" w:hAnsi="Calibri"/>
                 <w:color w:val="334155"/>
-                <w:sz w:val="18"/>
+                <w:sz w:val="17"/>
               </w:rPr>
-              <w:t>GDPR (EU 2016/679)</w:t>
-            </w:r>
-          </w:p>
-        </w:tc>
-        <w:tc>
-          <w:tcPr>
-            <w:tcW w:type="dxa" w:w="1584"/>
-            <w:shd w:fill="F8FAFC"/>
-          </w:tcPr>
-          <w:p>
-            <w:pPr>
-              <w:jc w:val="left"/>
-            </w:pPr>
-            <w:r>
-              <w:rPr>
-                <w:rFonts w:ascii="Calibri" w:hAnsi="Calibri"/>
-                <w:color w:val="334155"/>
-                <w:sz w:val="18"/>
-              </w:rPr>
-              <w:t>European Union</w:t>
+              <w:t>DPDP Act 2023 (Sec 8)</w:t>
             </w:r>
           </w:p>
         </w:tc>
@@ -2429,15 +2160,15 @@
               <w:rPr>
                 <w:rFonts w:ascii="Calibri" w:hAnsi="Calibri"/>
                 <w:color w:val="334155"/>
-                <w:sz w:val="18"/>
+                <w:sz w:val="17"/>
               </w:rPr>
-              <w:t>Article 17 (Right to Erasure / RTBF), Article 25 (Privacy by Design), Article 32 (Security of Processing).</w:t>
+              <w:t>Obligations of Data Fiduciary &amp; Erasure: Mandatory erasure upon withdrawal.</w:t>
             </w:r>
           </w:p>
         </w:tc>
         <w:tc>
           <w:tcPr>
-            <w:tcW w:type="dxa" w:w="2880"/>
+            <w:tcW w:type="dxa" w:w="4752"/>
             <w:shd w:fill="F8FAFC"/>
           </w:tcPr>
           <w:p>
@@ -2448,9 +2179,9 @@
               <w:rPr>
                 <w:rFonts w:ascii="Calibri" w:hAnsi="Calibri"/>
                 <w:color w:val="334155"/>
-                <w:sz w:val="18"/>
+                <w:sz w:val="17"/>
               </w:rPr>
-              <w:t>Soft-delete cascades via deleted_at, cryptographic key shredding, and candidate_block_list anti-join views.</w:t>
+              <w:t>Database trigger trg_dpdp_consent_withdrawal initiates automated erasure and key shredding.</w:t>
             </w:r>
           </w:p>
         </w:tc>
@@ -2458,7 +2189,7 @@
       <w:tr>
         <w:tc>
           <w:tcPr>
-            <w:tcW w:type="dxa" w:w="1728"/>
+            <w:tcW w:type="dxa" w:w="2160"/>
             <w:shd w:fill="FFFFFF"/>
           </w:tcPr>
           <w:p>
@@ -2469,28 +2200,9 @@
               <w:rPr>
                 <w:rFonts w:ascii="Calibri" w:hAnsi="Calibri"/>
                 <w:color w:val="334155"/>
-                <w:sz w:val="18"/>
+                <w:sz w:val="17"/>
               </w:rPr>
-              <w:t>ISO/IEC 27001</w:t>
-            </w:r>
-          </w:p>
-        </w:tc>
-        <w:tc>
-          <w:tcPr>
-            <w:tcW w:type="dxa" w:w="1584"/>
-            <w:shd w:fill="FFFFFF"/>
-          </w:tcPr>
-          <w:p>
-            <w:pPr>
-              <w:jc w:val="left"/>
-            </w:pPr>
-            <w:r>
-              <w:rPr>
-                <w:rFonts w:ascii="Calibri" w:hAnsi="Calibri"/>
-                <w:color w:val="334155"/>
-                <w:sz w:val="18"/>
-              </w:rPr>
-              <w:t>Global Enterprise</w:t>
+              <w:t>DPDP Act 2023 (Sec 9)</w:t>
             </w:r>
           </w:p>
         </w:tc>
@@ -2507,15 +2219,15 @@
               <w:rPr>
                 <w:rFonts w:ascii="Calibri" w:hAnsi="Calibri"/>
                 <w:color w:val="334155"/>
-                <w:sz w:val="18"/>
+                <w:sz w:val="17"/>
               </w:rPr>
-              <w:t>Access control management, audit logging, system integrity verification, and incident traceability.</w:t>
+              <w:t>Processing Data of Children: Parental consent verification for users under 18.</w:t>
             </w:r>
           </w:p>
         </w:tc>
         <w:tc>
           <w:tcPr>
-            <w:tcW w:type="dxa" w:w="2880"/>
+            <w:tcW w:type="dxa" w:w="4752"/>
             <w:shd w:fill="FFFFFF"/>
           </w:tcPr>
           <w:p>
@@ -2526,9 +2238,9 @@
               <w:rPr>
                 <w:rFonts w:ascii="Calibri" w:hAnsi="Calibri"/>
                 <w:color w:val="334155"/>
-                <w:sz w:val="18"/>
+                <w:sz w:val="17"/>
               </w:rPr>
-              <w:t>system_audit_event table with pre/post JSONB snapshots, IP recording, and immutable triggers.</w:t>
+              <w:t>Age constraint on candidate DOB; triggers mandatory parental consent token check flag.</w:t>
             </w:r>
           </w:p>
         </w:tc>
@@ -2536,7 +2248,7 @@
       <w:tr>
         <w:tc>
           <w:tcPr>
-            <w:tcW w:type="dxa" w:w="1728"/>
+            <w:tcW w:type="dxa" w:w="2160"/>
             <w:shd w:fill="F8FAFC"/>
           </w:tcPr>
           <w:p>
@@ -2547,28 +2259,9 @@
               <w:rPr>
                 <w:rFonts w:ascii="Calibri" w:hAnsi="Calibri"/>
                 <w:color w:val="334155"/>
-                <w:sz w:val="18"/>
+                <w:sz w:val="17"/>
               </w:rPr>
-              <w:t>SOC 2 Type II</w:t>
-            </w:r>
-          </w:p>
-        </w:tc>
-        <w:tc>
-          <w:tcPr>
-            <w:tcW w:type="dxa" w:w="1584"/>
-            <w:shd w:fill="F8FAFC"/>
-          </w:tcPr>
-          <w:p>
-            <w:pPr>
-              <w:jc w:val="left"/>
-            </w:pPr>
-            <w:r>
-              <w:rPr>
-                <w:rFonts w:ascii="Calibri" w:hAnsi="Calibri"/>
-                <w:color w:val="334155"/>
-                <w:sz w:val="18"/>
-              </w:rPr>
-              <w:t>Global Enterprise</w:t>
+              <w:t>GDPR (Article 17)</w:t>
             </w:r>
           </w:p>
         </w:tc>
@@ -2585,15 +2278,15 @@
               <w:rPr>
                 <w:rFonts w:ascii="Calibri" w:hAnsi="Calibri"/>
                 <w:color w:val="334155"/>
-                <w:sz w:val="18"/>
+                <w:sz w:val="17"/>
               </w:rPr>
-              <w:t>Security, Availability, Processing Integrity, Confidentiality, and Privacy trust principles.</w:t>
+              <w:t>Right to Erasure (RTBF): Data subject right to have personal data erased.</w:t>
             </w:r>
           </w:p>
         </w:tc>
         <w:tc>
           <w:tcPr>
-            <w:tcW w:type="dxa" w:w="2880"/>
+            <w:tcW w:type="dxa" w:w="4752"/>
             <w:shd w:fill="F8FAFC"/>
           </w:tcPr>
           <w:p>
@@ -2604,9 +2297,9 @@
               <w:rPr>
                 <w:rFonts w:ascii="Calibri" w:hAnsi="Calibri"/>
                 <w:color w:val="334155"/>
-                <w:sz w:val="18"/>
+                <w:sz w:val="17"/>
               </w:rPr>
-              <w:t>Enforced RBAC, single-active-session device locking procedure, double-entry financial ledger invariants.</w:t>
+              <w:t>Soft-delete cascades via deleted_at; cryptographic key shredding renders ciphertext unreadable.</w:t>
             </w:r>
           </w:p>
         </w:tc>
@@ -2614,7 +2307,7 @@
       <w:tr>
         <w:tc>
           <w:tcPr>
-            <w:tcW w:type="dxa" w:w="1728"/>
+            <w:tcW w:type="dxa" w:w="2160"/>
             <w:shd w:fill="FFFFFF"/>
           </w:tcPr>
           <w:p>
@@ -2625,28 +2318,9 @@
               <w:rPr>
                 <w:rFonts w:ascii="Calibri" w:hAnsi="Calibri"/>
                 <w:color w:val="334155"/>
-                <w:sz w:val="18"/>
+                <w:sz w:val="17"/>
               </w:rPr>
-              <w:t>PCI-DSS Level 1</w:t>
-            </w:r>
-          </w:p>
-        </w:tc>
-        <w:tc>
-          <w:tcPr>
-            <w:tcW w:type="dxa" w:w="1584"/>
-            <w:shd w:fill="FFFFFF"/>
-          </w:tcPr>
-          <w:p>
-            <w:pPr>
-              <w:jc w:val="left"/>
-            </w:pPr>
-            <w:r>
-              <w:rPr>
-                <w:rFonts w:ascii="Calibri" w:hAnsi="Calibri"/>
-                <w:color w:val="334155"/>
-                <w:sz w:val="18"/>
-              </w:rPr>
-              <w:t>Payment Card Industry</w:t>
+              <w:t>GDPR (Article 25)</w:t>
             </w:r>
           </w:p>
         </w:tc>
@@ -2663,15 +2337,15 @@
               <w:rPr>
                 <w:rFonts w:ascii="Calibri" w:hAnsi="Calibri"/>
                 <w:color w:val="334155"/>
-                <w:sz w:val="18"/>
+                <w:sz w:val="17"/>
               </w:rPr>
-              <w:t>Zero storage of Primary Account Numbers (PAN), CVV/CVC, or magnetic stripe cardholder data.</w:t>
+              <w:t>Data Protection by Design &amp; Default: Privacy controls built into architecture.</w:t>
             </w:r>
           </w:p>
         </w:tc>
         <w:tc>
           <w:tcPr>
-            <w:tcW w:type="dxa" w:w="2880"/>
+            <w:tcW w:type="dxa" w:w="4752"/>
             <w:shd w:fill="FFFFFF"/>
           </w:tcPr>
           <w:p>
@@ -2682,9 +2356,245 @@
               <w:rPr>
                 <w:rFonts w:ascii="Calibri" w:hAnsi="Calibri"/>
                 <w:color w:val="334155"/>
-                <w:sz w:val="18"/>
+                <w:sz w:val="17"/>
               </w:rPr>
-              <w:t>Explicit boundary: Talentra delegates all cardholder data collection to external PSPs (Stripe/Razorpay); stores only payment_token and charge_id.</w:t>
+              <w:t>Candidate privacy anti-join views (v_discoverable_candidates) prevent leaks by default.</w:t>
+            </w:r>
+          </w:p>
+        </w:tc>
+      </w:tr>
+      <w:tr>
+        <w:tc>
+          <w:tcPr>
+            <w:tcW w:type="dxa" w:w="2160"/>
+            <w:shd w:fill="F8FAFC"/>
+          </w:tcPr>
+          <w:p>
+            <w:pPr>
+              <w:jc w:val="left"/>
+            </w:pPr>
+            <w:r>
+              <w:rPr>
+                <w:rFonts w:ascii="Calibri" w:hAnsi="Calibri"/>
+                <w:color w:val="334155"/>
+                <w:sz w:val="17"/>
+              </w:rPr>
+              <w:t>GDPR (Article 32)</w:t>
+            </w:r>
+          </w:p>
+        </w:tc>
+        <w:tc>
+          <w:tcPr>
+            <w:tcW w:type="dxa" w:w="3168"/>
+            <w:shd w:fill="F8FAFC"/>
+          </w:tcPr>
+          <w:p>
+            <w:pPr>
+              <w:jc w:val="left"/>
+            </w:pPr>
+            <w:r>
+              <w:rPr>
+                <w:rFonts w:ascii="Calibri" w:hAnsi="Calibri"/>
+                <w:color w:val="334155"/>
+                <w:sz w:val="17"/>
+              </w:rPr>
+              <w:t>Security of Processing: Column encryption at rest, integrity, and resilience.</w:t>
+            </w:r>
+          </w:p>
+        </w:tc>
+        <w:tc>
+          <w:tcPr>
+            <w:tcW w:type="dxa" w:w="4752"/>
+            <w:shd w:fill="F8FAFC"/>
+          </w:tcPr>
+          <w:p>
+            <w:pPr>
+              <w:jc w:val="left"/>
+            </w:pPr>
+            <w:r>
+              <w:rPr>
+                <w:rFonts w:ascii="Calibri" w:hAnsi="Calibri"/>
+                <w:color w:val="334155"/>
+                <w:sz w:val="17"/>
+              </w:rPr>
+              <w:t>AES-256-GCM envelope encryption, Argon2id passwords, and disaster recovery simulation logs.</w:t>
+            </w:r>
+          </w:p>
+        </w:tc>
+      </w:tr>
+      <w:tr>
+        <w:tc>
+          <w:tcPr>
+            <w:tcW w:type="dxa" w:w="2160"/>
+            <w:shd w:fill="FFFFFF"/>
+          </w:tcPr>
+          <w:p>
+            <w:pPr>
+              <w:jc w:val="left"/>
+            </w:pPr>
+            <w:r>
+              <w:rPr>
+                <w:rFonts w:ascii="Calibri" w:hAnsi="Calibri"/>
+                <w:color w:val="334155"/>
+                <w:sz w:val="17"/>
+              </w:rPr>
+              <w:t>ISO/IEC 27001</w:t>
+            </w:r>
+          </w:p>
+        </w:tc>
+        <w:tc>
+          <w:tcPr>
+            <w:tcW w:type="dxa" w:w="3168"/>
+            <w:shd w:fill="FFFFFF"/>
+          </w:tcPr>
+          <w:p>
+            <w:pPr>
+              <w:jc w:val="left"/>
+            </w:pPr>
+            <w:r>
+              <w:rPr>
+                <w:rFonts w:ascii="Calibri" w:hAnsi="Calibri"/>
+                <w:color w:val="334155"/>
+                <w:sz w:val="17"/>
+              </w:rPr>
+              <w:t>Access Control &amp; Traceability: Formal audit trails and cryptographic integrity.</w:t>
+            </w:r>
+          </w:p>
+        </w:tc>
+        <w:tc>
+          <w:tcPr>
+            <w:tcW w:type="dxa" w:w="4752"/>
+            <w:shd w:fill="FFFFFF"/>
+          </w:tcPr>
+          <w:p>
+            <w:pPr>
+              <w:jc w:val="left"/>
+            </w:pPr>
+            <w:r>
+              <w:rPr>
+                <w:rFonts w:ascii="Calibri" w:hAnsi="Calibri"/>
+                <w:color w:val="334155"/>
+                <w:sz w:val="17"/>
+              </w:rPr>
+              <w:t>Immutable system_audit_event with before/after JSONB snapshots, client IP, and actor ID.</w:t>
+            </w:r>
+          </w:p>
+        </w:tc>
+      </w:tr>
+      <w:tr>
+        <w:tc>
+          <w:tcPr>
+            <w:tcW w:type="dxa" w:w="2160"/>
+            <w:shd w:fill="F8FAFC"/>
+          </w:tcPr>
+          <w:p>
+            <w:pPr>
+              <w:jc w:val="left"/>
+            </w:pPr>
+            <w:r>
+              <w:rPr>
+                <w:rFonts w:ascii="Calibri" w:hAnsi="Calibri"/>
+                <w:color w:val="334155"/>
+                <w:sz w:val="17"/>
+              </w:rPr>
+              <w:t>SOC 2 Type II</w:t>
+            </w:r>
+          </w:p>
+        </w:tc>
+        <w:tc>
+          <w:tcPr>
+            <w:tcW w:type="dxa" w:w="3168"/>
+            <w:shd w:fill="F8FAFC"/>
+          </w:tcPr>
+          <w:p>
+            <w:pPr>
+              <w:jc w:val="left"/>
+            </w:pPr>
+            <w:r>
+              <w:rPr>
+                <w:rFonts w:ascii="Calibri" w:hAnsi="Calibri"/>
+                <w:color w:val="334155"/>
+                <w:sz w:val="17"/>
+              </w:rPr>
+              <w:t>Processing Integrity &amp; Confidentiality: Non-repudiation of transactions.</w:t>
+            </w:r>
+          </w:p>
+        </w:tc>
+        <w:tc>
+          <w:tcPr>
+            <w:tcW w:type="dxa" w:w="4752"/>
+            <w:shd w:fill="F8FAFC"/>
+          </w:tcPr>
+          <w:p>
+            <w:pPr>
+              <w:jc w:val="left"/>
+            </w:pPr>
+            <w:r>
+              <w:rPr>
+                <w:rFonts w:ascii="Calibri" w:hAnsi="Calibri"/>
+                <w:color w:val="334155"/>
+                <w:sz w:val="17"/>
+              </w:rPr>
+              <w:t>11-module RBAC matrix, single-active-session device procedure, and double-entry ledgers.</w:t>
+            </w:r>
+          </w:p>
+        </w:tc>
+      </w:tr>
+      <w:tr>
+        <w:tc>
+          <w:tcPr>
+            <w:tcW w:type="dxa" w:w="2160"/>
+            <w:shd w:fill="FFFFFF"/>
+          </w:tcPr>
+          <w:p>
+            <w:pPr>
+              <w:jc w:val="left"/>
+            </w:pPr>
+            <w:r>
+              <w:rPr>
+                <w:rFonts w:ascii="Calibri" w:hAnsi="Calibri"/>
+                <w:color w:val="334155"/>
+                <w:sz w:val="17"/>
+              </w:rPr>
+              <w:t>PCI-DSS Level 1</w:t>
+            </w:r>
+          </w:p>
+        </w:tc>
+        <w:tc>
+          <w:tcPr>
+            <w:tcW w:type="dxa" w:w="3168"/>
+            <w:shd w:fill="FFFFFF"/>
+          </w:tcPr>
+          <w:p>
+            <w:pPr>
+              <w:jc w:val="left"/>
+            </w:pPr>
+            <w:r>
+              <w:rPr>
+                <w:rFonts w:ascii="Calibri" w:hAnsi="Calibri"/>
+                <w:color w:val="334155"/>
+                <w:sz w:val="17"/>
+              </w:rPr>
+              <w:t>Cardholder Data Protection: Zero storage of PAN, CVV, or track data.</w:t>
+            </w:r>
+          </w:p>
+        </w:tc>
+        <w:tc>
+          <w:tcPr>
+            <w:tcW w:type="dxa" w:w="4752"/>
+            <w:shd w:fill="FFFFFF"/>
+          </w:tcPr>
+          <w:p>
+            <w:pPr>
+              <w:jc w:val="left"/>
+            </w:pPr>
+            <w:r>
+              <w:rPr>
+                <w:rFonts w:ascii="Calibri" w:hAnsi="Calibri"/>
+                <w:color w:val="334155"/>
+                <w:sz w:val="17"/>
+              </w:rPr>
+              <w:t>Explicit boundary: Card data handled by external PSPs; Talentra stores payment tokens only.</w:t>
             </w:r>
           </w:p>
         </w:tc>
@@ -2703,94 +2613,7 @@
           <w:color w:val="0F172A"/>
           <w:sz w:val="30"/>
         </w:rPr>
-        <w:t>7. Accessibility &amp; Universal Usability (WCAG 2.1 AA)</w:t>
-      </w:r>
-    </w:p>
-    <w:p>
-      <w:pPr>
-        <w:spacing w:before="0" w:after="120" w:line="276" w:lineRule="auto"/>
-      </w:pPr>
-      <w:r>
-        <w:rPr>
-          <w:rFonts w:ascii="Calibri" w:hAnsi="Calibri"/>
-          <w:color w:val="334155"/>
-          <w:sz w:val="21"/>
-        </w:rPr>
-        <w:t>Database metadata explicitly supports assistive technologies and global usability standards:</w:t>
-      </w:r>
-    </w:p>
-    <w:p>
-      <w:pPr>
-        <w:pStyle w:val="ListBullet"/>
-        <w:spacing w:before="0" w:after="60" w:line="276" w:lineRule="auto"/>
-      </w:pPr>
-      <w:r>
-        <w:rPr>
-          <w:rFonts w:ascii="Calibri" w:hAnsi="Calibri"/>
-          <w:b/>
-          <w:color w:val="0F172A"/>
-          <w:sz w:val="21"/>
-        </w:rPr>
-        <w:t xml:space="preserve">Screen Reader Metadata: </w:t>
-      </w:r>
-      <w:r>
-        <w:rPr>
-          <w:rFonts w:ascii="Calibri" w:hAnsi="Calibri"/>
-          <w:color w:val="334155"/>
-          <w:sz w:val="21"/>
-        </w:rPr>
-        <w:t>All media assets, company logos, and candidate verification badges store localized alternative text descriptions and ARIA labels in relational columns.</w:t>
-      </w:r>
-    </w:p>
-    <w:p>
-      <w:pPr>
-        <w:pStyle w:val="ListBullet"/>
-        <w:spacing w:before="0" w:after="60" w:line="276" w:lineRule="auto"/>
-      </w:pPr>
-      <w:r>
-        <w:rPr>
-          <w:rFonts w:ascii="Calibri" w:hAnsi="Calibri"/>
-          <w:b/>
-          <w:color w:val="0F172A"/>
-          <w:sz w:val="21"/>
-        </w:rPr>
-        <w:t xml:space="preserve">Multilingual &amp; Internationalization Support: </w:t>
-      </w:r>
-      <w:r>
-        <w:rPr>
-          <w:rFonts w:ascii="Calibri" w:hAnsi="Calibri"/>
-          <w:color w:val="334155"/>
-          <w:sz w:val="21"/>
-        </w:rPr>
-        <w:t>User profile and enterprise configuration tables store ISO-639-1 language codes, ISO-3166-1 country codes, and IANA timezone identifiers to support localized date formatting, currency symbols, and multi-script typography.</w:t>
-      </w:r>
-    </w:p>
-    <w:p>
-      <w:pPr>
-        <w:keepNext/>
-        <w:spacing w:before="320" w:after="120"/>
-      </w:pPr>
-      <w:r>
-        <w:rPr>
-          <w:rFonts w:ascii="Calibri" w:hAnsi="Calibri"/>
-          <w:b/>
-          <w:color w:val="0F172A"/>
-          <w:sz w:val="30"/>
-        </w:rPr>
-        <w:t>8. NFR Register &amp; Verification Methodologies</w:t>
-      </w:r>
-    </w:p>
-    <w:p>
-      <w:pPr>
-        <w:spacing w:before="0" w:after="120" w:line="276" w:lineRule="auto"/>
-      </w:pPr>
-      <w:r>
-        <w:rPr>
-          <w:rFonts w:ascii="Calibri" w:hAnsi="Calibri"/>
-          <w:color w:val="334155"/>
-          <w:sz w:val="21"/>
-        </w:rPr>
-        <w:t>Every NFR is assigned an explicit numeric target, testing methodology, and gate criteria:</w:t>
+        <w:t>5. Master NFR Register (NFR-01 to NFR-10)</w:t>
       </w:r>
     </w:p>
     <w:tbl>
@@ -2822,7 +2645,7 @@
                 <w:rFonts w:ascii="Calibri" w:hAnsi="Calibri"/>
                 <w:b/>
                 <w:color w:val="FFFFFF"/>
-                <w:sz w:val="19"/>
+                <w:sz w:val="18"/>
               </w:rPr>
               <w:t>NFR ID</w:t>
             </w:r>
@@ -2842,7 +2665,7 @@
                 <w:rFonts w:ascii="Calibri" w:hAnsi="Calibri"/>
                 <w:b/>
                 <w:color w:val="FFFFFF"/>
-                <w:sz w:val="19"/>
+                <w:sz w:val="18"/>
               </w:rPr>
               <w:t>Category</w:t>
             </w:r>
@@ -2862,15 +2685,15 @@
                 <w:rFonts w:ascii="Calibri" w:hAnsi="Calibri"/>
                 <w:b/>
                 <w:color w:val="FFFFFF"/>
-                <w:sz w:val="19"/>
+                <w:sz w:val="18"/>
               </w:rPr>
-              <w:t>Specific Metric</w:t>
+              <w:t>Metric Name</w:t>
             </w:r>
           </w:p>
         </w:tc>
         <w:tc>
           <w:tcPr>
-            <w:tcW w:type="dxa" w:w="1584"/>
+            <w:tcW w:type="dxa" w:w="1440"/>
             <w:shd w:fill="1E3A8A"/>
           </w:tcPr>
           <w:p>
@@ -2882,7 +2705,7 @@
                 <w:rFonts w:ascii="Calibri" w:hAnsi="Calibri"/>
                 <w:b/>
                 <w:color w:val="FFFFFF"/>
-                <w:sz w:val="19"/>
+                <w:sz w:val="18"/>
               </w:rPr>
               <w:t>Numeric Target</w:t>
             </w:r>
@@ -2890,7 +2713,7 @@
         </w:tc>
         <w:tc>
           <w:tcPr>
-            <w:tcW w:type="dxa" w:w="2592"/>
+            <w:tcW w:type="dxa" w:w="3456"/>
             <w:shd w:fill="1E3A8A"/>
           </w:tcPr>
           <w:p>
@@ -2902,9 +2725,9 @@
                 <w:rFonts w:ascii="Calibri" w:hAnsi="Calibri"/>
                 <w:b/>
                 <w:color w:val="FFFFFF"/>
-                <w:sz w:val="19"/>
+                <w:sz w:val="18"/>
               </w:rPr>
-              <w:t>Verification Test Harness</w:t>
+              <w:t>Verification Test Harness &amp; Method</w:t>
             </w:r>
           </w:p>
         </w:tc>
@@ -2923,7 +2746,7 @@
               <w:rPr>
                 <w:rFonts w:ascii="Calibri" w:hAnsi="Calibri"/>
                 <w:color w:val="334155"/>
-                <w:sz w:val="18"/>
+                <w:sz w:val="17"/>
               </w:rPr>
               <w:t>NFR-01</w:t>
             </w:r>
@@ -2942,7 +2765,7 @@
               <w:rPr>
                 <w:rFonts w:ascii="Calibri" w:hAnsi="Calibri"/>
                 <w:color w:val="334155"/>
-                <w:sz w:val="18"/>
+                <w:sz w:val="17"/>
               </w:rPr>
               <w:t>Throughput</w:t>
             </w:r>
@@ -2961,7 +2784,7 @@
               <w:rPr>
                 <w:rFonts w:ascii="Calibri" w:hAnsi="Calibri"/>
                 <w:color w:val="334155"/>
-                <w:sz w:val="18"/>
+                <w:sz w:val="17"/>
               </w:rPr>
               <w:t>Sustained write transactions</w:t>
             </w:r>
@@ -2969,7 +2792,7 @@
         </w:tc>
         <w:tc>
           <w:tcPr>
-            <w:tcW w:type="dxa" w:w="1584"/>
+            <w:tcW w:type="dxa" w:w="1440"/>
             <w:shd w:fill="FFFFFF"/>
           </w:tcPr>
           <w:p>
@@ -2980,7 +2803,7 @@
               <w:rPr>
                 <w:rFonts w:ascii="Calibri" w:hAnsi="Calibri"/>
                 <w:color w:val="334155"/>
-                <w:sz w:val="18"/>
+                <w:sz w:val="17"/>
               </w:rPr>
               <w:t>&gt;= 1,500 TPS</w:t>
             </w:r>
@@ -2988,7 +2811,7 @@
         </w:tc>
         <w:tc>
           <w:tcPr>
-            <w:tcW w:type="dxa" w:w="2592"/>
+            <w:tcW w:type="dxa" w:w="3456"/>
             <w:shd w:fill="FFFFFF"/>
           </w:tcPr>
           <w:p>
@@ -2999,9 +2822,9 @@
               <w:rPr>
                 <w:rFonts w:ascii="Calibri" w:hAnsi="Calibri"/>
                 <w:color w:val="334155"/>
-                <w:sz w:val="18"/>
+                <w:sz w:val="17"/>
               </w:rPr>
-              <w:t>pgbench simulated concurrent application ingest</w:t>
+              <w:t>pgbench concurrent application ingest with 50 client threads.</w:t>
             </w:r>
           </w:p>
         </w:tc>
@@ -3020,7 +2843,7 @@
               <w:rPr>
                 <w:rFonts w:ascii="Calibri" w:hAnsi="Calibri"/>
                 <w:color w:val="334155"/>
-                <w:sz w:val="18"/>
+                <w:sz w:val="17"/>
               </w:rPr>
               <w:t>NFR-02</w:t>
             </w:r>
@@ -3039,7 +2862,7 @@
               <w:rPr>
                 <w:rFonts w:ascii="Calibri" w:hAnsi="Calibri"/>
                 <w:color w:val="334155"/>
-                <w:sz w:val="18"/>
+                <w:sz w:val="17"/>
               </w:rPr>
               <w:t>Latency</w:t>
             </w:r>
@@ -3058,15 +2881,15 @@
               <w:rPr>
                 <w:rFonts w:ascii="Calibri" w:hAnsi="Calibri"/>
                 <w:color w:val="334155"/>
-                <w:sz w:val="18"/>
+                <w:sz w:val="17"/>
               </w:rPr>
-              <w:t>Candidate search p95 latency</w:t>
+              <w:t>Candidate search p95 response time</w:t>
             </w:r>
           </w:p>
         </w:tc>
         <w:tc>
           <w:tcPr>
-            <w:tcW w:type="dxa" w:w="1584"/>
+            <w:tcW w:type="dxa" w:w="1440"/>
             <w:shd w:fill="F8FAFC"/>
           </w:tcPr>
           <w:p>
@@ -3077,7 +2900,7 @@
               <w:rPr>
                 <w:rFonts w:ascii="Calibri" w:hAnsi="Calibri"/>
                 <w:color w:val="334155"/>
-                <w:sz w:val="18"/>
+                <w:sz w:val="17"/>
               </w:rPr>
               <w:t>&lt;= 10.0 ms</w:t>
             </w:r>
@@ -3085,7 +2908,7 @@
         </w:tc>
         <w:tc>
           <w:tcPr>
-            <w:tcW w:type="dxa" w:w="2592"/>
+            <w:tcW w:type="dxa" w:w="3456"/>
             <w:shd w:fill="F8FAFC"/>
           </w:tcPr>
           <w:p>
@@ -3096,9 +2919,9 @@
               <w:rPr>
                 <w:rFonts w:ascii="Calibri" w:hAnsi="Calibri"/>
                 <w:color w:val="334155"/>
-                <w:sz w:val="18"/>
+                <w:sz w:val="17"/>
               </w:rPr>
-              <w:t>Warm-cache pg_stat_statements query execution profile</w:t>
+              <w:t>Warm-cache query profiling using EXPLAIN (ANALYZE, BUFFERS) on 1M rows.</w:t>
             </w:r>
           </w:p>
         </w:tc>
@@ -3117,7 +2940,7 @@
               <w:rPr>
                 <w:rFonts w:ascii="Calibri" w:hAnsi="Calibri"/>
                 <w:color w:val="334155"/>
-                <w:sz w:val="18"/>
+                <w:sz w:val="17"/>
               </w:rPr>
               <w:t>NFR-03</w:t>
             </w:r>
@@ -3136,7 +2959,7 @@
               <w:rPr>
                 <w:rFonts w:ascii="Calibri" w:hAnsi="Calibri"/>
                 <w:color w:val="334155"/>
-                <w:sz w:val="18"/>
+                <w:sz w:val="17"/>
               </w:rPr>
               <w:t>Latency</w:t>
             </w:r>
@@ -3155,7 +2978,7 @@
               <w:rPr>
                 <w:rFonts w:ascii="Calibri" w:hAnsi="Calibri"/>
                 <w:color w:val="334155"/>
-                <w:sz w:val="18"/>
+                <w:sz w:val="17"/>
               </w:rPr>
               <w:t>Transactional application insert</w:t>
             </w:r>
@@ -3163,7 +2986,7 @@
         </w:tc>
         <w:tc>
           <w:tcPr>
-            <w:tcW w:type="dxa" w:w="1584"/>
+            <w:tcW w:type="dxa" w:w="1440"/>
             <w:shd w:fill="FFFFFF"/>
           </w:tcPr>
           <w:p>
@@ -3174,7 +2997,7 @@
               <w:rPr>
                 <w:rFonts w:ascii="Calibri" w:hAnsi="Calibri"/>
                 <w:color w:val="334155"/>
-                <w:sz w:val="18"/>
+                <w:sz w:val="17"/>
               </w:rPr>
               <w:t>&lt;= 5.0 ms</w:t>
             </w:r>
@@ -3182,7 +3005,7 @@
         </w:tc>
         <w:tc>
           <w:tcPr>
-            <w:tcW w:type="dxa" w:w="2592"/>
+            <w:tcW w:type="dxa" w:w="3456"/>
             <w:shd w:fill="FFFFFF"/>
           </w:tcPr>
           <w:p>
@@ -3193,9 +3016,9 @@
               <w:rPr>
                 <w:rFonts w:ascii="Calibri" w:hAnsi="Calibri"/>
                 <w:color w:val="334155"/>
-                <w:sz w:val="18"/>
+                <w:sz w:val="17"/>
               </w:rPr>
-              <w:t>Single-row INSERT regression suite with questionnaire answers</w:t>
+              <w:t>Single-row insert regression harness with questionnaire validation.</w:t>
             </w:r>
           </w:p>
         </w:tc>
@@ -3214,7 +3037,7 @@
               <w:rPr>
                 <w:rFonts w:ascii="Calibri" w:hAnsi="Calibri"/>
                 <w:color w:val="334155"/>
-                <w:sz w:val="18"/>
+                <w:sz w:val="17"/>
               </w:rPr>
               <w:t>NFR-04</w:t>
             </w:r>
@@ -3233,7 +3056,7 @@
               <w:rPr>
                 <w:rFonts w:ascii="Calibri" w:hAnsi="Calibri"/>
                 <w:color w:val="334155"/>
-                <w:sz w:val="18"/>
+                <w:sz w:val="17"/>
               </w:rPr>
               <w:t>Availability</w:t>
             </w:r>
@@ -3252,15 +3075,15 @@
               <w:rPr>
                 <w:rFonts w:ascii="Calibri" w:hAnsi="Calibri"/>
                 <w:color w:val="334155"/>
-                <w:sz w:val="18"/>
+                <w:sz w:val="17"/>
               </w:rPr>
-              <w:t>Platform uptime percentage</w:t>
+              <w:t>Platform annual uptime</w:t>
             </w:r>
           </w:p>
         </w:tc>
         <w:tc>
           <w:tcPr>
-            <w:tcW w:type="dxa" w:w="1584"/>
+            <w:tcW w:type="dxa" w:w="1440"/>
             <w:shd w:fill="F8FAFC"/>
           </w:tcPr>
           <w:p>
@@ -3271,7 +3094,7 @@
               <w:rPr>
                 <w:rFonts w:ascii="Calibri" w:hAnsi="Calibri"/>
                 <w:color w:val="334155"/>
-                <w:sz w:val="18"/>
+                <w:sz w:val="17"/>
               </w:rPr>
               <w:t>&gt;= 99.95%</w:t>
             </w:r>
@@ -3279,7 +3102,7 @@
         </w:tc>
         <w:tc>
           <w:tcPr>
-            <w:tcW w:type="dxa" w:w="2592"/>
+            <w:tcW w:type="dxa" w:w="3456"/>
             <w:shd w:fill="F8FAFC"/>
           </w:tcPr>
           <w:p>
@@ -3290,9 +3113,9 @@
               <w:rPr>
                 <w:rFonts w:ascii="Calibri" w:hAnsi="Calibri"/>
                 <w:color w:val="334155"/>
-                <w:sz w:val="18"/>
+                <w:sz w:val="17"/>
               </w:rPr>
-              <w:t>Synthetic health check probes every 15 seconds</w:t>
+              <w:t>Synthetic automated heartbeat probes dispatched every 15 seconds.</w:t>
             </w:r>
           </w:p>
         </w:tc>
@@ -3311,7 +3134,7 @@
               <w:rPr>
                 <w:rFonts w:ascii="Calibri" w:hAnsi="Calibri"/>
                 <w:color w:val="334155"/>
-                <w:sz w:val="18"/>
+                <w:sz w:val="17"/>
               </w:rPr>
               <w:t>NFR-05</w:t>
             </w:r>
@@ -3330,7 +3153,7 @@
               <w:rPr>
                 <w:rFonts w:ascii="Calibri" w:hAnsi="Calibri"/>
                 <w:color w:val="334155"/>
-                <w:sz w:val="18"/>
+                <w:sz w:val="17"/>
               </w:rPr>
               <w:t>Resilience</w:t>
             </w:r>
@@ -3349,7 +3172,7 @@
               <w:rPr>
                 <w:rFonts w:ascii="Calibri" w:hAnsi="Calibri"/>
                 <w:color w:val="334155"/>
-                <w:sz w:val="18"/>
+                <w:sz w:val="17"/>
               </w:rPr>
               <w:t>Recovery Point Objective (RPO)</w:t>
             </w:r>
@@ -3357,7 +3180,7 @@
         </w:tc>
         <w:tc>
           <w:tcPr>
-            <w:tcW w:type="dxa" w:w="1584"/>
+            <w:tcW w:type="dxa" w:w="1440"/>
             <w:shd w:fill="FFFFFF"/>
           </w:tcPr>
           <w:p>
@@ -3368,15 +3191,15 @@
               <w:rPr>
                 <w:rFonts w:ascii="Calibri" w:hAnsi="Calibri"/>
                 <w:color w:val="334155"/>
-                <w:sz w:val="18"/>
+                <w:sz w:val="17"/>
               </w:rPr>
-              <w:t>&lt; 1.0 minute</w:t>
+              <w:t>&lt;= 1.0 min</w:t>
             </w:r>
           </w:p>
         </w:tc>
         <w:tc>
           <w:tcPr>
-            <w:tcW w:type="dxa" w:w="2592"/>
+            <w:tcW w:type="dxa" w:w="3456"/>
             <w:shd w:fill="FFFFFF"/>
           </w:tcPr>
           <w:p>
@@ -3387,9 +3210,9 @@
               <w:rPr>
                 <w:rFonts w:ascii="Calibri" w:hAnsi="Calibri"/>
                 <w:color w:val="334155"/>
-                <w:sz w:val="18"/>
+                <w:sz w:val="17"/>
               </w:rPr>
-              <w:t>Continuous WAL archiving and streaming replication verification</w:t>
+              <w:t>Synchronous WAL streaming replication gap monitoring.</w:t>
             </w:r>
           </w:p>
         </w:tc>
@@ -3408,7 +3231,7 @@
               <w:rPr>
                 <w:rFonts w:ascii="Calibri" w:hAnsi="Calibri"/>
                 <w:color w:val="334155"/>
-                <w:sz w:val="18"/>
+                <w:sz w:val="17"/>
               </w:rPr>
               <w:t>NFR-06</w:t>
             </w:r>
@@ -3427,7 +3250,7 @@
               <w:rPr>
                 <w:rFonts w:ascii="Calibri" w:hAnsi="Calibri"/>
                 <w:color w:val="334155"/>
-                <w:sz w:val="18"/>
+                <w:sz w:val="17"/>
               </w:rPr>
               <w:t>Resilience</w:t>
             </w:r>
@@ -3446,7 +3269,7 @@
               <w:rPr>
                 <w:rFonts w:ascii="Calibri" w:hAnsi="Calibri"/>
                 <w:color w:val="334155"/>
-                <w:sz w:val="18"/>
+                <w:sz w:val="17"/>
               </w:rPr>
               <w:t>Recovery Time Objective (RTO)</w:t>
             </w:r>
@@ -3454,7 +3277,7 @@
         </w:tc>
         <w:tc>
           <w:tcPr>
-            <w:tcW w:type="dxa" w:w="1584"/>
+            <w:tcW w:type="dxa" w:w="1440"/>
             <w:shd w:fill="F8FAFC"/>
           </w:tcPr>
           <w:p>
@@ -3465,15 +3288,15 @@
               <w:rPr>
                 <w:rFonts w:ascii="Calibri" w:hAnsi="Calibri"/>
                 <w:color w:val="334155"/>
-                <w:sz w:val="18"/>
+                <w:sz w:val="17"/>
               </w:rPr>
-              <w:t>&lt; 15.0 minutes</w:t>
+              <w:t>&lt;= 15.0 min</w:t>
             </w:r>
           </w:p>
         </w:tc>
         <w:tc>
           <w:tcPr>
-            <w:tcW w:type="dxa" w:w="2592"/>
+            <w:tcW w:type="dxa" w:w="3456"/>
             <w:shd w:fill="F8FAFC"/>
           </w:tcPr>
           <w:p>
@@ -3484,9 +3307,9 @@
               <w:rPr>
                 <w:rFonts w:ascii="Calibri" w:hAnsi="Calibri"/>
                 <w:color w:val="334155"/>
-                <w:sz w:val="18"/>
+                <w:sz w:val="17"/>
               </w:rPr>
-              <w:t>Automated pg_basebackup restoration drill</w:t>
+              <w:t>Automated standby node promotion and basebackup restoration drill.</w:t>
             </w:r>
           </w:p>
         </w:tc>
@@ -3505,7 +3328,7 @@
               <w:rPr>
                 <w:rFonts w:ascii="Calibri" w:hAnsi="Calibri"/>
                 <w:color w:val="334155"/>
-                <w:sz w:val="18"/>
+                <w:sz w:val="17"/>
               </w:rPr>
               <w:t>NFR-07</w:t>
             </w:r>
@@ -3524,7 +3347,7 @@
               <w:rPr>
                 <w:rFonts w:ascii="Calibri" w:hAnsi="Calibri"/>
                 <w:color w:val="334155"/>
-                <w:sz w:val="18"/>
+                <w:sz w:val="17"/>
               </w:rPr>
               <w:t>Security</w:t>
             </w:r>
@@ -3543,15 +3366,15 @@
               <w:rPr>
                 <w:rFonts w:ascii="Calibri" w:hAnsi="Calibri"/>
                 <w:color w:val="334155"/>
-                <w:sz w:val="18"/>
+                <w:sz w:val="17"/>
               </w:rPr>
-              <w:t>Plaintext PII exposure in logs</w:t>
+              <w:t>Plaintext PII in database logs</w:t>
             </w:r>
           </w:p>
         </w:tc>
         <w:tc>
           <w:tcPr>
-            <w:tcW w:type="dxa" w:w="1584"/>
+            <w:tcW w:type="dxa" w:w="1440"/>
             <w:shd w:fill="FFFFFF"/>
           </w:tcPr>
           <w:p>
@@ -3562,7 +3385,7 @@
               <w:rPr>
                 <w:rFonts w:ascii="Calibri" w:hAnsi="Calibri"/>
                 <w:color w:val="334155"/>
-                <w:sz w:val="18"/>
+                <w:sz w:val="17"/>
               </w:rPr>
               <w:t>0 occurrences</w:t>
             </w:r>
@@ -3570,7 +3393,7 @@
         </w:tc>
         <w:tc>
           <w:tcPr>
-            <w:tcW w:type="dxa" w:w="2592"/>
+            <w:tcW w:type="dxa" w:w="3456"/>
             <w:shd w:fill="FFFFFF"/>
           </w:tcPr>
           <w:p>
@@ -3581,9 +3404,9 @@
               <w:rPr>
                 <w:rFonts w:ascii="Calibri" w:hAnsi="Calibri"/>
                 <w:color w:val="334155"/>
-                <w:sz w:val="18"/>
+                <w:sz w:val="17"/>
               </w:rPr>
-              <w:t>Static code analysis and SQL query plan inspection</w:t>
+              <w:t>Static query code analysis and database execution plan audit.</w:t>
             </w:r>
           </w:p>
         </w:tc>
@@ -3602,7 +3425,7 @@
               <w:rPr>
                 <w:rFonts w:ascii="Calibri" w:hAnsi="Calibri"/>
                 <w:color w:val="334155"/>
-                <w:sz w:val="18"/>
+                <w:sz w:val="17"/>
               </w:rPr>
               <w:t>NFR-08</w:t>
             </w:r>
@@ -3621,7 +3444,7 @@
               <w:rPr>
                 <w:rFonts w:ascii="Calibri" w:hAnsi="Calibri"/>
                 <w:color w:val="334155"/>
-                <w:sz w:val="18"/>
+                <w:sz w:val="17"/>
               </w:rPr>
               <w:t>Concurrency</w:t>
             </w:r>
@@ -3640,15 +3463,15 @@
               <w:rPr>
                 <w:rFonts w:ascii="Calibri" w:hAnsi="Calibri"/>
                 <w:color w:val="334155"/>
-                <w:sz w:val="18"/>
+                <w:sz w:val="17"/>
               </w:rPr>
-              <w:t>Gig contract scheduling conflicts</w:t>
+              <w:t>Gig scheduling double-bookings</w:t>
             </w:r>
           </w:p>
         </w:tc>
         <w:tc>
           <w:tcPr>
-            <w:tcW w:type="dxa" w:w="1584"/>
+            <w:tcW w:type="dxa" w:w="1440"/>
             <w:shd w:fill="F8FAFC"/>
           </w:tcPr>
           <w:p>
@@ -3659,15 +3482,15 @@
               <w:rPr>
                 <w:rFonts w:ascii="Calibri" w:hAnsi="Calibri"/>
                 <w:color w:val="334155"/>
-                <w:sz w:val="18"/>
+                <w:sz w:val="17"/>
               </w:rPr>
-              <w:t>0 overlapping windows</w:t>
+              <w:t>0 conflicts</w:t>
             </w:r>
           </w:p>
         </w:tc>
         <w:tc>
           <w:tcPr>
-            <w:tcW w:type="dxa" w:w="2592"/>
+            <w:tcW w:type="dxa" w:w="3456"/>
             <w:shd w:fill="F8FAFC"/>
           </w:tcPr>
           <w:p>
@@ -3678,9 +3501,9 @@
               <w:rPr>
                 <w:rFonts w:ascii="Calibri" w:hAnsi="Calibri"/>
                 <w:color w:val="334155"/>
-                <w:sz w:val="18"/>
+                <w:sz w:val="17"/>
               </w:rPr>
-              <w:t>pg_isolation_test with concurrent overlapping GiST inserts</w:t>
+              <w:t>Concurrent overlapping inserts tested via pg_isolation_test (GiST).</w:t>
             </w:r>
           </w:p>
         </w:tc>
@@ -3699,7 +3522,7 @@
               <w:rPr>
                 <w:rFonts w:ascii="Calibri" w:hAnsi="Calibri"/>
                 <w:color w:val="334155"/>
-                <w:sz w:val="18"/>
+                <w:sz w:val="17"/>
               </w:rPr>
               <w:t>NFR-09</w:t>
             </w:r>
@@ -3718,7 +3541,7 @@
               <w:rPr>
                 <w:rFonts w:ascii="Calibri" w:hAnsi="Calibri"/>
                 <w:color w:val="334155"/>
-                <w:sz w:val="18"/>
+                <w:sz w:val="17"/>
               </w:rPr>
               <w:t>Integrity</w:t>
             </w:r>
@@ -3737,7 +3560,7 @@
               <w:rPr>
                 <w:rFonts w:ascii="Calibri" w:hAnsi="Calibri"/>
                 <w:color w:val="334155"/>
-                <w:sz w:val="18"/>
+                <w:sz w:val="17"/>
               </w:rPr>
               <w:t>Financial ledger balance variance</w:t>
             </w:r>
@@ -3745,7 +3568,7 @@
         </w:tc>
         <w:tc>
           <w:tcPr>
-            <w:tcW w:type="dxa" w:w="1584"/>
+            <w:tcW w:type="dxa" w:w="1440"/>
             <w:shd w:fill="FFFFFF"/>
           </w:tcPr>
           <w:p>
@@ -3756,15 +3579,15 @@
               <w:rPr>
                 <w:rFonts w:ascii="Calibri" w:hAnsi="Calibri"/>
                 <w:color w:val="334155"/>
-                <w:sz w:val="18"/>
+                <w:sz w:val="17"/>
               </w:rPr>
-              <w:t>$0.00 discrepancy</w:t>
+              <w:t>$0.00 variance</w:t>
             </w:r>
           </w:p>
         </w:tc>
         <w:tc>
           <w:tcPr>
-            <w:tcW w:type="dxa" w:w="2592"/>
+            <w:tcW w:type="dxa" w:w="3456"/>
             <w:shd w:fill="FFFFFF"/>
           </w:tcPr>
           <w:p>
@@ -3775,9 +3598,9 @@
               <w:rPr>
                 <w:rFonts w:ascii="Calibri" w:hAnsi="Calibri"/>
                 <w:color w:val="334155"/>
-                <w:sz w:val="18"/>
+                <w:sz w:val="17"/>
               </w:rPr>
-              <w:t>Automated trigger sum verification vs wallet_account cleared balance</w:t>
+              <w:t>Automated trigger sum reconciliation vs wallet_account.current_cleared_balance.</w:t>
             </w:r>
           </w:p>
         </w:tc>
@@ -3796,7 +3619,7 @@
               <w:rPr>
                 <w:rFonts w:ascii="Calibri" w:hAnsi="Calibri"/>
                 <w:color w:val="334155"/>
-                <w:sz w:val="18"/>
+                <w:sz w:val="17"/>
               </w:rPr>
               <w:t>NFR-10</w:t>
             </w:r>
@@ -3815,7 +3638,7 @@
               <w:rPr>
                 <w:rFonts w:ascii="Calibri" w:hAnsi="Calibri"/>
                 <w:color w:val="334155"/>
-                <w:sz w:val="18"/>
+                <w:sz w:val="17"/>
               </w:rPr>
               <w:t>Compliance</w:t>
             </w:r>
@@ -3834,7 +3657,7 @@
               <w:rPr>
                 <w:rFonts w:ascii="Calibri" w:hAnsi="Calibri"/>
                 <w:color w:val="334155"/>
-                <w:sz w:val="18"/>
+                <w:sz w:val="17"/>
               </w:rPr>
               <w:t>DPDP consent withdrawal latency</w:t>
             </w:r>
@@ -3842,7 +3665,7 @@
         </w:tc>
         <w:tc>
           <w:tcPr>
-            <w:tcW w:type="dxa" w:w="1584"/>
+            <w:tcW w:type="dxa" w:w="1440"/>
             <w:shd w:fill="F8FAFC"/>
           </w:tcPr>
           <w:p>
@@ -3853,15 +3676,15 @@
               <w:rPr>
                 <w:rFonts w:ascii="Calibri" w:hAnsi="Calibri"/>
                 <w:color w:val="334155"/>
-                <w:sz w:val="18"/>
+                <w:sz w:val="17"/>
               </w:rPr>
-              <w:t>&lt; 2.0 seconds</w:t>
+              <w:t>&lt;= 2.0 sec</w:t>
             </w:r>
           </w:p>
         </w:tc>
         <w:tc>
           <w:tcPr>
-            <w:tcW w:type="dxa" w:w="2592"/>
+            <w:tcW w:type="dxa" w:w="3456"/>
             <w:shd w:fill="F8FAFC"/>
           </w:tcPr>
           <w:p>
@@ -3872,9 +3695,9 @@
               <w:rPr>
                 <w:rFonts w:ascii="Calibri" w:hAnsi="Calibri"/>
                 <w:color w:val="334155"/>
-                <w:sz w:val="18"/>
+                <w:sz w:val="17"/>
               </w:rPr>
-              <w:t>Asynchronous cascade anonymization pipeline</w:t>
+              <w:t>Asynchronous profile anonymization and search exclusion pipeline.</w:t>
             </w:r>
           </w:p>
         </w:tc>
